--- a/Отчеты исправленные/Интегрирование ассетов в движок.docx
+++ b/Отчеты исправленные/Интегрирование ассетов в движок.docx
@@ -347,16 +347,7 @@
           <w:szCs w:val="28"/>
           <w:lang w:eastAsia="ru-RU"/>
         </w:rPr>
-        <w:t xml:space="preserve">Кафедра КБ-14 «Цифровые </w:t>
-      </w:r>
-      <w:r>
-        <w:rPr>
-          <w:rFonts w:ascii="Times New Roman" w:eastAsia="Times New Roman" w:hAnsi="Times New Roman" w:cs="Times New Roman"/>
-          <w:sz w:val="28"/>
-          <w:szCs w:val="28"/>
-          <w:lang w:eastAsia="ru-RU"/>
-        </w:rPr>
-        <w:t>технологии обработки данных»</w:t>
+        <w:t>Кафедра КБ-14 «Цифровые технологии обработки данных»</w:t>
       </w:r>
     </w:p>
     <w:p>
@@ -611,16 +602,7 @@
           <w:szCs w:val="20"/>
           <w:lang w:eastAsia="ru-RU"/>
         </w:rPr>
-        <w:t xml:space="preserve">Кашкин Евгений </w:t>
-      </w:r>
-      <w:r>
-        <w:rPr>
-          <w:rFonts w:ascii="Times New Roman" w:eastAsia="Times New Roman" w:hAnsi="Times New Roman" w:cs="Times New Roman"/>
-          <w:sz w:val="28"/>
-          <w:szCs w:val="20"/>
-          <w:lang w:eastAsia="ru-RU"/>
-        </w:rPr>
-        <w:t>Владимирович</w:t>
+        <w:t>Кашкин Евгений Владимирович</w:t>
       </w:r>
     </w:p>
     <w:p>
@@ -814,7 +796,7 @@
           <w:r>
             <w:fldChar w:fldCharType="separate"/>
           </w:r>
-          <w:hyperlink w:anchor="_Toc193276753" w:history="1">
+          <w:hyperlink w:anchor="_Toc193287465" w:history="1">
             <w:r>
               <w:rPr>
                 <w:rStyle w:val="a3"/>
@@ -841,7 +823,7 @@
                 <w:noProof/>
                 <w:webHidden/>
               </w:rPr>
-              <w:instrText xml:space="preserve"> PAGEREF _Toc193276753 \h </w:instrText>
+              <w:instrText xml:space="preserve"> PAGEREF _Toc193287465 \h </w:instrText>
             </w:r>
             <w:r>
               <w:rPr>
@@ -883,7 +865,7 @@
               <w:lang w:eastAsia="ru-RU"/>
             </w:rPr>
           </w:pPr>
-          <w:hyperlink w:anchor="_Toc193276754" w:history="1">
+          <w:hyperlink w:anchor="_Toc193287466" w:history="1">
             <w:r>
               <w:rPr>
                 <w:rStyle w:val="a3"/>
@@ -910,7 +892,7 @@
                 <w:noProof/>
                 <w:webHidden/>
               </w:rPr>
-              <w:instrText xml:space="preserve"> PAGEREF _Toc193276754 \h </w:instrText>
+              <w:instrText xml:space="preserve"> PAGEREF _Toc193287466 \h </w:instrText>
             </w:r>
             <w:r>
               <w:rPr>
@@ -952,27 +934,13 @@
               <w:lang w:eastAsia="ru-RU"/>
             </w:rPr>
           </w:pPr>
-          <w:hyperlink w:anchor="_Toc193276755" w:history="1">
+          <w:hyperlink w:anchor="_Toc193287467" w:history="1">
             <w:r>
               <w:rPr>
                 <w:rStyle w:val="a3"/>
                 <w:noProof/>
               </w:rPr>
-              <w:t>Теоретичес</w:t>
-            </w:r>
-            <w:r>
-              <w:rPr>
-                <w:rStyle w:val="a3"/>
-                <w:noProof/>
-              </w:rPr>
-              <w:t>к</w:t>
-            </w:r>
-            <w:r>
-              <w:rPr>
-                <w:rStyle w:val="a3"/>
-                <w:noProof/>
-              </w:rPr>
-              <w:t>ая часть</w:t>
+              <w:t>Теоретическая часть</w:t>
             </w:r>
             <w:r>
               <w:rPr>
@@ -993,7 +961,7 @@
                 <w:noProof/>
                 <w:webHidden/>
               </w:rPr>
-              <w:instrText xml:space="preserve"> PAGEREF _Toc193276755 \h </w:instrText>
+              <w:instrText xml:space="preserve"> PAGEREF _Toc193287467 \h </w:instrText>
             </w:r>
             <w:r>
               <w:rPr>
@@ -1035,7 +1003,7 @@
               <w:lang w:eastAsia="ru-RU"/>
             </w:rPr>
           </w:pPr>
-          <w:hyperlink w:anchor="_Toc193276756" w:history="1">
+          <w:hyperlink w:anchor="_Toc193287468" w:history="1">
             <w:r>
               <w:rPr>
                 <w:rStyle w:val="a3"/>
@@ -1123,7 +1091,7 @@
                 <w:noProof/>
                 <w:webHidden/>
               </w:rPr>
-              <w:instrText xml:space="preserve"> PAGEREF _Toc193276756 \h </w:instrText>
+              <w:instrText xml:space="preserve"> PAGEREF _Toc193287468 \h </w:instrText>
             </w:r>
             <w:r>
               <w:rPr>
@@ -1165,11 +1133,10 @@
               <w:lang w:eastAsia="ru-RU"/>
             </w:rPr>
           </w:pPr>
-          <w:hyperlink w:anchor="_Toc193276757" w:history="1">
+          <w:hyperlink w:anchor="_Toc193287469" w:history="1">
             <w:r>
               <w:rPr>
                 <w:rStyle w:val="a3"/>
-                <w:bCs/>
                 <w:noProof/>
               </w:rPr>
               <w:t>Ход работы</w:t>
@@ -1193,7 +1160,7 @@
                 <w:noProof/>
                 <w:webHidden/>
               </w:rPr>
-              <w:instrText xml:space="preserve"> PAGEREF _Toc193276757 \h </w:instrText>
+              <w:instrText xml:space="preserve"> PAGEREF _Toc193287469 \h </w:instrText>
             </w:r>
             <w:r>
               <w:rPr>
@@ -1213,7 +1180,7 @@
                 <w:noProof/>
                 <w:webHidden/>
               </w:rPr>
-              <w:t>12</w:t>
+              <w:t>11</w:t>
             </w:r>
             <w:r>
               <w:rPr>
@@ -1235,7 +1202,7 @@
               <w:lang w:eastAsia="ru-RU"/>
             </w:rPr>
           </w:pPr>
-          <w:hyperlink w:anchor="_Toc193276758" w:history="1">
+          <w:hyperlink w:anchor="_Toc193287470" w:history="1">
             <w:r>
               <w:rPr>
                 <w:rStyle w:val="a3"/>
@@ -1262,7 +1229,7 @@
                 <w:noProof/>
                 <w:webHidden/>
               </w:rPr>
-              <w:instrText xml:space="preserve"> PAGEREF _Toc193276758 \h </w:instrText>
+              <w:instrText xml:space="preserve"> PAGEREF _Toc193287470 \h </w:instrText>
             </w:r>
             <w:r>
               <w:rPr>
@@ -1334,7 +1301,7 @@
         <w:pStyle w:val="af8"/>
       </w:pPr>
       <w:bookmarkStart w:id="0" w:name="_Toc193221076"/>
-      <w:bookmarkStart w:id="1" w:name="_Toc193276753"/>
+      <w:bookmarkStart w:id="1" w:name="_Toc193287465"/>
       <w:r>
         <w:lastRenderedPageBreak/>
         <w:t>Цель работы</w:t>
@@ -1360,7 +1327,7 @@
       <w:pPr>
         <w:pStyle w:val="af8"/>
       </w:pPr>
-      <w:bookmarkStart w:id="2" w:name="_Toc193276754"/>
+      <w:bookmarkStart w:id="2" w:name="_Toc193287466"/>
       <w:r>
         <w:t>Задание</w:t>
       </w:r>
@@ -1515,7 +1482,7 @@
         <w:pStyle w:val="af8"/>
       </w:pPr>
       <w:bookmarkStart w:id="3" w:name="_Toc193221077"/>
-      <w:bookmarkStart w:id="4" w:name="_Toc193276755"/>
+      <w:bookmarkStart w:id="4" w:name="_Toc193287467"/>
       <w:r>
         <w:t>Теоретическая часть</w:t>
       </w:r>
@@ -1526,7 +1493,7 @@
       <w:pPr>
         <w:pStyle w:val="af8"/>
       </w:pPr>
-      <w:bookmarkStart w:id="5" w:name="_Toc193276756"/>
+      <w:bookmarkStart w:id="5" w:name="_Toc193287468"/>
       <w:r>
         <w:t>Алгоритм</w:t>
       </w:r>
@@ -1785,6 +1752,7 @@
           <w:sz w:val="28"/>
           <w:szCs w:val="28"/>
         </w:rPr>
+        <w:lastRenderedPageBreak/>
         <w:t>Рисунок</w:t>
       </w:r>
       <w:r>
@@ -1845,7 +1813,6 @@
         <w:pStyle w:val="af6"/>
       </w:pPr>
       <w:r>
-        <w:lastRenderedPageBreak/>
         <w:t>После</w:t>
       </w:r>
       <w:r>
@@ -1906,8 +1873,6 @@
       </w:r>
       <w:r>
         <w:tab/>
-      </w:r>
-      <w:r>
         <w:t>ранее</w:t>
       </w:r>
       <w:r>
@@ -1944,10 +1909,7 @@
         <w:t xml:space="preserve"> </w:t>
       </w:r>
       <w:r>
-        <w:t xml:space="preserve">выполнить </w:t>
-      </w:r>
-      <w:r>
-        <w:t>следующие действия:</w:t>
+        <w:t>выполнить следующие действия:</w:t>
       </w:r>
     </w:p>
     <w:p>
@@ -2019,19 +1981,7 @@
         <w:rPr>
           <w:rStyle w:val="afa"/>
         </w:rPr>
-        <w:t xml:space="preserve">(к </w:t>
-      </w:r>
-      <w:r>
-        <w:rPr>
-          <w:rStyle w:val="afa"/>
-        </w:rPr>
-        <w:t xml:space="preserve">примеру: </w:t>
-      </w:r>
-      <w:r>
-        <w:rPr>
-          <w:rStyle w:val="afa"/>
-        </w:rPr>
-        <w:t>https://assetstore.unity.com/packages/3d/vegetation/trees/free-trees-103208);</w:t>
+        <w:t>(к примеру: https://assetstore.unity.com/packages/3d/vegetation/trees/free-trees-103208);</w:t>
       </w:r>
     </w:p>
     <w:p>
@@ -2519,6 +2469,7 @@
           <w:sz w:val="28"/>
           <w:szCs w:val="28"/>
         </w:rPr>
+        <w:lastRenderedPageBreak/>
         <w:t>Рисунок</w:t>
       </w:r>
       <w:r>
@@ -2583,38 +2534,7 @@
         </w:numPr>
       </w:pPr>
       <w:r>
-        <w:lastRenderedPageBreak/>
-        <w:t>в</w:t>
-      </w:r>
-      <w:r>
-        <w:t xml:space="preserve"> </w:t>
-      </w:r>
-      <w:r>
-        <w:t>Unity</w:t>
-      </w:r>
-      <w:r>
-        <w:t xml:space="preserve"> </w:t>
-      </w:r>
-      <w:r>
-        <w:t>автоматически</w:t>
-      </w:r>
-      <w:r>
-        <w:t xml:space="preserve"> </w:t>
-      </w:r>
-      <w:r>
-        <w:t>откроется</w:t>
-      </w:r>
-      <w:r>
-        <w:t xml:space="preserve"> </w:t>
-      </w:r>
-      <w:r>
-        <w:t>следующее</w:t>
-      </w:r>
-      <w:r>
-        <w:t xml:space="preserve"> </w:t>
-      </w:r>
-      <w:r>
-        <w:t>окно;</w:t>
+        <w:t>в Unity автоматически откроется следующее окно;</w:t>
       </w:r>
     </w:p>
     <w:p>
@@ -2690,67 +2610,7 @@
         <w:rPr>
           <w:rStyle w:val="afa"/>
         </w:rPr>
-        <w:t>исунок</w:t>
-      </w:r>
-      <w:r>
-        <w:rPr>
-          <w:rStyle w:val="afa"/>
-        </w:rPr>
-        <w:t xml:space="preserve"> </w:t>
-      </w:r>
-      <w:r>
-        <w:rPr>
-          <w:rStyle w:val="afa"/>
-        </w:rPr>
-        <w:t>4.</w:t>
-      </w:r>
-      <w:r>
-        <w:rPr>
-          <w:rStyle w:val="afa"/>
-        </w:rPr>
-        <w:t xml:space="preserve"> </w:t>
-      </w:r>
-      <w:r>
-        <w:rPr>
-          <w:rStyle w:val="afa"/>
-        </w:rPr>
-        <w:t>Добавление</w:t>
-      </w:r>
-      <w:r>
-        <w:rPr>
-          <w:rStyle w:val="afa"/>
-        </w:rPr>
-        <w:t xml:space="preserve"> </w:t>
-      </w:r>
-      <w:r>
-        <w:rPr>
-          <w:rStyle w:val="afa"/>
-        </w:rPr>
-        <w:t>ассета</w:t>
-      </w:r>
-      <w:r>
-        <w:rPr>
-          <w:rStyle w:val="afa"/>
-        </w:rPr>
-        <w:t xml:space="preserve"> </w:t>
-      </w:r>
-      <w:r>
-        <w:rPr>
-          <w:rStyle w:val="afa"/>
-        </w:rPr>
-        <w:t>в</w:t>
-      </w:r>
-      <w:r>
-        <w:rPr>
-          <w:rStyle w:val="afa"/>
-        </w:rPr>
-        <w:t xml:space="preserve"> </w:t>
-      </w:r>
-      <w:r>
-        <w:rPr>
-          <w:rStyle w:val="afa"/>
-        </w:rPr>
-        <w:t>Unity</w:t>
+        <w:t>исунок 4. Добавление ассета в Unity</w:t>
       </w:r>
     </w:p>
     <w:p>
@@ -2827,10 +2687,7 @@
         <w:pStyle w:val="af6"/>
       </w:pPr>
       <w:r>
-        <w:t xml:space="preserve">Если необходимый ассет был ранее установлен в Unity, то нужно найти его в списке и </w:t>
-      </w:r>
-      <w:r>
-        <w:t>нажатием выбрать его. После этого нажать на кнопку Download и произвести скачивание. На рисунке 7 представлен скриншот добавления ассета.</w:t>
+        <w:t>Если необходимый ассет был ранее установлен в Unity, то нужно найти его в списке и нажатием выбрать его. После этого нажать на кнопку Download и произвести скачивание. На рисунке 7 представлен скриншот добавления ассета.</w:t>
       </w:r>
     </w:p>
     <w:p>
@@ -3020,10 +2877,7 @@
         <w:t xml:space="preserve"> </w:t>
       </w:r>
       <w:r>
-        <w:t xml:space="preserve">после нажатия на </w:t>
-      </w:r>
-      <w:r>
-        <w:t>данную кнопку будет открыто окно для переноса ассета в папку проекта (см. рис. 6).</w:t>
+        <w:t>после нажатия на данную кнопку будет открыто окно для переноса ассета в папку проекта (см. рис. 6).</w:t>
       </w:r>
     </w:p>
     <w:p>
@@ -3403,10 +3257,7 @@
         <w:pStyle w:val="af6"/>
       </w:pPr>
       <w:r>
-        <w:t xml:space="preserve">Далее при помощи панели Inspector, необходимо изменить размерность созданной фигуры. Для создания пола, необходимо в панели Inspector (поля настройки - Scale) установить значения 10 x </w:t>
-      </w:r>
-      <w:r>
-        <w:t>0.1 x 10 (см. рис. 9).</w:t>
+        <w:t>Далее при помощи панели Inspector, необходимо изменить размерность созданной фигуры. Для создания пола, необходимо в панели Inspector (поля настройки - Scale) установить значения 10 x 0.1 x 10 (см. рис. 9).</w:t>
       </w:r>
     </w:p>
     <w:p>
@@ -3583,10 +3434,7 @@
         <w:t xml:space="preserve"> </w:t>
       </w:r>
       <w:r>
-        <w:t xml:space="preserve">Box Collider. Данный компонент позволяет другим физическим </w:t>
-      </w:r>
-      <w:r>
-        <w:t>объектам понимать, что это твердое тело и нельзя проходить сквозь него.</w:t>
+        <w:t>Box Collider. Данный компонент позволяет другим физическим объектам понимать, что это твердое тело и нельзя проходить сквозь него.</w:t>
       </w:r>
     </w:p>
     <w:p>
@@ -3775,10 +3623,7 @@
         <w:pStyle w:val="af6"/>
       </w:pPr>
       <w:r>
-        <w:t xml:space="preserve">Далее при помощи мышки переносится объект из папки Prefabs на созданное </w:t>
-      </w:r>
-      <w:r>
-        <w:t>пространство пола (см. рис. 11). Папка Prefabs является универсальной</w:t>
+        <w:t>Далее при помощи мышки переносится объект из папки Prefabs на созданное пространство пола (см. рис. 11). Папка Prefabs является универсальной</w:t>
       </w:r>
       <w:r>
         <w:rPr>
@@ -4230,10 +4075,7 @@
         <w:pStyle w:val="af6"/>
       </w:pPr>
       <w:r>
-        <w:t xml:space="preserve">В Unity используется встроенный физический движок PhysX для 3D и Box 2D для 2D, </w:t>
-      </w:r>
-      <w:r>
-        <w:t>который имитирует силы, гравитацию и столкновения.</w:t>
+        <w:t>В Unity используется встроенный физический движок PhysX для 3D и Box 2D для 2D, который имитирует силы, гравитацию и столкновения.</w:t>
       </w:r>
     </w:p>
     <w:p>
@@ -4309,10 +4151,7 @@
         <w:pStyle w:val="af6"/>
       </w:pPr>
       <w:r>
-        <w:t>Все эти концепции позволяют созда</w:t>
-      </w:r>
-      <w:r>
-        <w:t>вать как простые, так и весьма сложные физические взаимодействия в игре.</w:t>
+        <w:t>Все эти концепции позволяют создавать как простые, так и весьма сложные физические взаимодействия в игре.</w:t>
       </w:r>
     </w:p>
     <w:p>
@@ -4440,10 +4279,7 @@
         <w:t xml:space="preserve"> </w:t>
       </w:r>
       <w:r>
-        <w:t>коллиз</w:t>
-      </w:r>
-      <w:r>
-        <w:t>ией)</w:t>
+        <w:t>коллизией)</w:t>
       </w:r>
       <w:r>
         <w:rPr>
@@ -4936,10 +4772,7 @@
         <w:pStyle w:val="af6"/>
       </w:pPr>
       <w:r>
-        <w:t>Sphere Collider (коллайдер сферы) - это коллайдер, который представляет собой сферу с фиксированным радиусом. Он используется для объект</w:t>
-      </w:r>
-      <w:r>
-        <w:t>ов, которые имеют сферическую форму, таких как шары, головы персонажей и т.д.</w:t>
+        <w:t>Sphere Collider (коллайдер сферы) - это коллайдер, который представляет собой сферу с фиксированным радиусом. Он используется для объектов, которые имеют сферическую форму, таких как шары, головы персонажей и т.д.</w:t>
       </w:r>
     </w:p>
     <w:p>
@@ -4947,10 +4780,7 @@
         <w:pStyle w:val="af6"/>
       </w:pPr>
       <w:r>
-        <w:t>Capsule Collider (коллайдер капсулы) - это коллайдер, который представляет собой цилиндр, закрытый с двух концов полусферами. Ониспользуется для объектов, которые имеют форму кап</w:t>
-      </w:r>
-      <w:r>
-        <w:t xml:space="preserve">сулы, таких как </w:t>
+        <w:t xml:space="preserve">Capsule Collider (коллайдер капсулы) - это коллайдер, который представляет собой цилиндр, закрытый с двух концов полусферами. Ониспользуется для объектов, которые имеют форму капсулы, таких как </w:t>
       </w:r>
       <w:r>
         <w:rPr>
@@ -5588,10 +5418,7 @@
         <w:pStyle w:val="af6"/>
       </w:pPr>
       <w:r>
-        <w:t xml:space="preserve">Для </w:t>
-      </w:r>
-      <w:r>
-        <w:t>добавления компонента необходимо нажать на кнопку Add Component и найти в поиске подходящий компонент.</w:t>
+        <w:t>Для добавления компонента необходимо нажать на кнопку Add Component и найти в поиске подходящий компонент.</w:t>
       </w:r>
     </w:p>
     <w:p>
@@ -5653,13 +5480,7 @@
         <w:jc w:val="center"/>
       </w:pPr>
       <w:r>
-        <w:t>Рисунок 15</w:t>
-      </w:r>
-      <w:r>
-        <w:t>.</w:t>
-      </w:r>
-      <w:r>
-        <w:t xml:space="preserve"> Добавление компонента</w:t>
+        <w:t>Рисунок 15. Добавление компонента</w:t>
       </w:r>
     </w:p>
     <w:p>
@@ -5677,109 +5498,7 @@
           <w:rStyle w:val="afa"/>
         </w:rPr>
         <w:lastRenderedPageBreak/>
-        <w:t>Далее</w:t>
-      </w:r>
-      <w:r>
-        <w:rPr>
-          <w:rStyle w:val="afa"/>
-        </w:rPr>
-        <w:t xml:space="preserve"> </w:t>
-      </w:r>
-      <w:r>
-        <w:rPr>
-          <w:rStyle w:val="afa"/>
-        </w:rPr>
-        <w:t>необходимо</w:t>
-      </w:r>
-      <w:r>
-        <w:rPr>
-          <w:rStyle w:val="afa"/>
-        </w:rPr>
-        <w:t xml:space="preserve"> </w:t>
-      </w:r>
-      <w:r>
-        <w:rPr>
-          <w:rStyle w:val="afa"/>
-        </w:rPr>
-        <w:t>нажать</w:t>
-      </w:r>
-      <w:r>
-        <w:rPr>
-          <w:rStyle w:val="afa"/>
-        </w:rPr>
-        <w:t xml:space="preserve"> </w:t>
-      </w:r>
-      <w:r>
-        <w:rPr>
-          <w:rStyle w:val="afa"/>
-        </w:rPr>
-        <w:t>кнопку</w:t>
-      </w:r>
-      <w:r>
-        <w:rPr>
-          <w:rStyle w:val="afa"/>
-        </w:rPr>
-        <w:t xml:space="preserve"> </w:t>
-      </w:r>
-      <w:r>
-        <w:rPr>
-          <w:rStyle w:val="afa"/>
-        </w:rPr>
-        <w:t>Mesh</w:t>
-      </w:r>
-      <w:r>
-        <w:rPr>
-          <w:rStyle w:val="afa"/>
-        </w:rPr>
-        <w:t xml:space="preserve"> </w:t>
-      </w:r>
-      <w:r>
-        <w:rPr>
-          <w:rStyle w:val="afa"/>
-        </w:rPr>
-        <w:t>Collider</w:t>
-      </w:r>
-      <w:r>
-        <w:rPr>
-          <w:rStyle w:val="afa"/>
-        </w:rPr>
-        <w:t xml:space="preserve"> </w:t>
-      </w:r>
-      <w:r>
-        <w:rPr>
-          <w:rStyle w:val="afa"/>
-        </w:rPr>
-        <w:t>и</w:t>
-      </w:r>
-      <w:r>
-        <w:rPr>
-          <w:rStyle w:val="afa"/>
-        </w:rPr>
-        <w:t xml:space="preserve"> </w:t>
-      </w:r>
-      <w:r>
-        <w:rPr>
-          <w:rStyle w:val="afa"/>
-        </w:rPr>
-        <w:t>компонент</w:t>
-      </w:r>
-      <w:r>
-        <w:rPr>
-          <w:rStyle w:val="afa"/>
-        </w:rPr>
-        <w:t xml:space="preserve"> </w:t>
-      </w:r>
-      <w:r>
-        <w:rPr>
-          <w:rStyle w:val="afa"/>
-        </w:rPr>
-        <w:t xml:space="preserve">появляется на выбранном объекте. Теперь объект </w:t>
-      </w:r>
-      <w:r>
-        <w:rPr>
-          <w:rStyle w:val="afa"/>
-        </w:rPr>
-        <w:t>является частью физического мира Unity и игрок не сможет пройти сквозь него.</w:t>
+        <w:t>Далее необходимо нажать кнопку Mesh Collider и компонент появляется на выбранном объекте. Теперь объект является частью физического мира Unity и игрок не сможет пройти сквозь него.</w:t>
       </w:r>
     </w:p>
     <w:p>
@@ -5858,7 +5577,7 @@
         <w:pStyle w:val="af8"/>
       </w:pPr>
       <w:bookmarkStart w:id="6" w:name="_Toc193221078"/>
-      <w:bookmarkStart w:id="7" w:name="_Toc193276757"/>
+      <w:bookmarkStart w:id="7" w:name="_Toc193287469"/>
       <w:r>
         <w:t>Ход работы</w:t>
       </w:r>
@@ -5950,7 +5669,13 @@
         </w:rPr>
       </w:pPr>
       <w:r>
-        <w:t xml:space="preserve">Далее выбранный ассет был внедрён в локацию к другим объектам; была изменена его размерность и добавлен коллайдер </w:t>
+        <w:t>Далее выбранный ассет был внедрён в локацию к другим объектам</w:t>
+      </w:r>
+      <w:r>
+        <w:t>, добавленным заранее</w:t>
+      </w:r>
+      <w:r>
+        <w:t xml:space="preserve">; была изменена его размерность и добавлен коллайдер </w:t>
       </w:r>
       <w:r>
         <w:rPr>
@@ -5984,9 +5709,9 @@
           <w:szCs w:val="28"/>
         </w:rPr>
         <w:drawing>
-          <wp:inline distT="0" distB="0" distL="0" distR="0" wp14:anchorId="6C02C6CB" wp14:editId="21E32F71">
-            <wp:extent cx="6121400" cy="2152015"/>
-            <wp:effectExtent l="0" t="0" r="0" b="0"/>
+          <wp:inline distT="0" distB="0" distL="0" distR="0" wp14:anchorId="6C02C6CB" wp14:editId="486D14E1">
+            <wp:extent cx="5156779" cy="1812897"/>
+            <wp:effectExtent l="0" t="0" r="6350" b="0"/>
             <wp:docPr id="46" name="Рисунок 46"/>
             <wp:cNvGraphicFramePr>
               <a:graphicFrameLocks xmlns:a="http://schemas.openxmlformats.org/drawingml/2006/main" noChangeAspect="1"/>
@@ -6013,7 +5738,7 @@
                   <pic:spPr>
                     <a:xfrm>
                       <a:off x="0" y="0"/>
-                      <a:ext cx="6121400" cy="2152015"/>
+                      <a:ext cx="5209181" cy="1831319"/>
                     </a:xfrm>
                     <a:prstGeom prst="rect">
                       <a:avLst/>
@@ -6033,10 +5758,7 @@
         <w:jc w:val="center"/>
       </w:pPr>
       <w:r>
-        <w:t>Рисунок 1</w:t>
-      </w:r>
-      <w:r>
-        <w:t>8</w:t>
+        <w:t>Рисунок 18</w:t>
       </w:r>
     </w:p>
     <w:p>
@@ -6062,17 +5784,7 @@
           <w:szCs w:val="28"/>
         </w:rPr>
         <w:lastRenderedPageBreak/>
-        <w:t>В</w:t>
-      </w:r>
-      <w:r>
-        <w:rPr>
-          <w:rFonts w:ascii="Times New Roman" w:hAnsi="Times New Roman"/>
-          <w:b/>
-          <w:bCs/>
-          <w:sz w:val="28"/>
-          <w:szCs w:val="28"/>
-        </w:rPr>
-        <w:t>ыводы</w:t>
+        <w:t>Выводы</w:t>
       </w:r>
       <w:bookmarkEnd w:id="8"/>
     </w:p>
@@ -6092,7 +5804,7 @@
           <w:sz w:val="28"/>
           <w:szCs w:val="28"/>
         </w:rPr>
-        <w:t xml:space="preserve">Выбранный ассет был внедрён в игру и размещён на карте. Была изменена его размерность и </w:t>
+        <w:t xml:space="preserve">Была создана локация из объектов-примитивов. </w:t>
       </w:r>
       <w:r>
         <w:rPr>
@@ -6100,7 +5812,143 @@
           <w:sz w:val="28"/>
           <w:szCs w:val="28"/>
         </w:rPr>
-        <w:t>мастроены коллайдеры.</w:t>
+        <w:t>Выбранный ассет</w:t>
+      </w:r>
+      <w:r>
+        <w:rPr>
+          <w:rFonts w:ascii="Times New Roman" w:hAnsi="Times New Roman" w:cs="Times New Roman"/>
+          <w:sz w:val="28"/>
+          <w:szCs w:val="28"/>
+        </w:rPr>
+        <w:t xml:space="preserve"> дерева</w:t>
+      </w:r>
+      <w:r>
+        <w:rPr>
+          <w:rFonts w:ascii="Times New Roman" w:hAnsi="Times New Roman" w:cs="Times New Roman"/>
+          <w:sz w:val="28"/>
+          <w:szCs w:val="28"/>
+        </w:rPr>
+        <w:t xml:space="preserve"> был внедрён в игру и размещён на карте</w:t>
+      </w:r>
+      <w:r>
+        <w:rPr>
+          <w:rFonts w:ascii="Times New Roman" w:hAnsi="Times New Roman" w:cs="Times New Roman"/>
+          <w:sz w:val="28"/>
+          <w:szCs w:val="28"/>
+        </w:rPr>
+        <w:t xml:space="preserve"> среди </w:t>
+      </w:r>
+      <w:r>
+        <w:rPr>
+          <w:rFonts w:ascii="Times New Roman" w:hAnsi="Times New Roman" w:cs="Times New Roman"/>
+          <w:sz w:val="28"/>
+          <w:szCs w:val="28"/>
+        </w:rPr>
+        <w:t xml:space="preserve">остальных </w:t>
+      </w:r>
+      <w:r>
+        <w:rPr>
+          <w:rFonts w:ascii="Times New Roman" w:hAnsi="Times New Roman" w:cs="Times New Roman"/>
+          <w:sz w:val="28"/>
+          <w:szCs w:val="28"/>
+        </w:rPr>
+        <w:t>объектов</w:t>
+      </w:r>
+      <w:r>
+        <w:rPr>
+          <w:rFonts w:ascii="Times New Roman" w:hAnsi="Times New Roman" w:cs="Times New Roman"/>
+          <w:sz w:val="28"/>
+          <w:szCs w:val="28"/>
+        </w:rPr>
+        <w:t>. Был</w:t>
+      </w:r>
+      <w:r>
+        <w:rPr>
+          <w:rFonts w:ascii="Times New Roman" w:hAnsi="Times New Roman" w:cs="Times New Roman"/>
+          <w:sz w:val="28"/>
+          <w:szCs w:val="28"/>
+        </w:rPr>
+        <w:t>и</w:t>
+      </w:r>
+      <w:r>
+        <w:rPr>
+          <w:rFonts w:ascii="Times New Roman" w:hAnsi="Times New Roman" w:cs="Times New Roman"/>
+          <w:sz w:val="28"/>
+          <w:szCs w:val="28"/>
+        </w:rPr>
+        <w:t xml:space="preserve"> изменен</w:t>
+      </w:r>
+      <w:r>
+        <w:rPr>
+          <w:rFonts w:ascii="Times New Roman" w:hAnsi="Times New Roman" w:cs="Times New Roman"/>
+          <w:sz w:val="28"/>
+          <w:szCs w:val="28"/>
+        </w:rPr>
+        <w:t>ы</w:t>
+      </w:r>
+      <w:r>
+        <w:rPr>
+          <w:rFonts w:ascii="Times New Roman" w:hAnsi="Times New Roman" w:cs="Times New Roman"/>
+          <w:sz w:val="28"/>
+          <w:szCs w:val="28"/>
+        </w:rPr>
+        <w:t xml:space="preserve"> размерность</w:t>
+      </w:r>
+      <w:r>
+        <w:rPr>
+          <w:rFonts w:ascii="Times New Roman" w:hAnsi="Times New Roman" w:cs="Times New Roman"/>
+          <w:sz w:val="28"/>
+          <w:szCs w:val="28"/>
+        </w:rPr>
+        <w:t xml:space="preserve"> </w:t>
+      </w:r>
+      <w:r>
+        <w:rPr>
+          <w:rFonts w:ascii="Times New Roman" w:hAnsi="Times New Roman" w:cs="Times New Roman"/>
+          <w:sz w:val="28"/>
+          <w:szCs w:val="28"/>
+        </w:rPr>
+        <w:t xml:space="preserve">объектов </w:t>
+      </w:r>
+      <w:r>
+        <w:rPr>
+          <w:rFonts w:ascii="Times New Roman" w:hAnsi="Times New Roman" w:cs="Times New Roman"/>
+          <w:sz w:val="28"/>
+          <w:szCs w:val="28"/>
+        </w:rPr>
+        <w:t xml:space="preserve">и </w:t>
+      </w:r>
+      <w:r>
+        <w:rPr>
+          <w:rFonts w:ascii="Times New Roman" w:hAnsi="Times New Roman" w:cs="Times New Roman"/>
+          <w:sz w:val="28"/>
+          <w:szCs w:val="28"/>
+        </w:rPr>
+        <w:t>н</w:t>
+      </w:r>
+      <w:r>
+        <w:rPr>
+          <w:rFonts w:ascii="Times New Roman" w:hAnsi="Times New Roman" w:cs="Times New Roman"/>
+          <w:sz w:val="28"/>
+          <w:szCs w:val="28"/>
+        </w:rPr>
+        <w:t>астроены</w:t>
+      </w:r>
+      <w:r>
+        <w:rPr>
+          <w:rFonts w:ascii="Times New Roman" w:hAnsi="Times New Roman" w:cs="Times New Roman"/>
+          <w:sz w:val="28"/>
+          <w:szCs w:val="28"/>
+        </w:rPr>
+        <w:t xml:space="preserve"> их</w:t>
+      </w:r>
+      <w:r>
+        <w:rPr>
+          <w:rFonts w:ascii="Times New Roman" w:hAnsi="Times New Roman" w:cs="Times New Roman"/>
+          <w:sz w:val="28"/>
+          <w:szCs w:val="28"/>
+        </w:rPr>
+        <w:t xml:space="preserve"> коллайдеры.</w:t>
       </w:r>
     </w:p>
     <w:p>
@@ -6128,7 +5976,7 @@
         <w:jc w:val="center"/>
       </w:pPr>
       <w:bookmarkStart w:id="9" w:name="_Toc193221080"/>
-      <w:bookmarkStart w:id="10" w:name="_Toc193276758"/>
+      <w:bookmarkStart w:id="10" w:name="_Toc193287470"/>
       <w:r>
         <w:lastRenderedPageBreak/>
         <w:t>Список используемых источников</w:t>
@@ -6461,15 +6309,7 @@
           <w:szCs w:val="28"/>
           <w:lang w:val="en-US"/>
         </w:rPr>
-        <w:t>Importi</w:t>
-      </w:r>
-      <w:r>
-        <w:rPr>
-          <w:sz w:val="28"/>
-          <w:szCs w:val="28"/>
-          <w:lang w:val="en-US"/>
-        </w:rPr>
-        <w:t>ngAssets</w:t>
+        <w:t>ImportingAssets</w:t>
       </w:r>
       <w:r>
         <w:rPr>
@@ -6506,6 +6346,7 @@
       <w:footerReference w:type="first" r:id="rId26"/>
       <w:pgSz w:w="11906" w:h="16838"/>
       <w:pgMar w:top="1040" w:right="566" w:bottom="1000" w:left="1700" w:header="0" w:footer="816" w:gutter="0"/>
+      <w:pgNumType w:start="2"/>
       <w:cols w:space="720"/>
       <w:formProt w:val="0"/>
       <w:docGrid w:linePitch="100" w:charSpace="4096"/>
@@ -6543,23 +6384,11 @@
 <w:ftr xmlns:wpc="http://schemas.microsoft.com/office/word/2010/wordprocessingCanvas" xmlns:cx="http://schemas.microsoft.com/office/drawing/2014/chartex" xmlns:cx1="http://schemas.microsoft.com/office/drawing/2015/9/8/chartex" xmlns:cx2="http://schemas.microsoft.com/office/drawing/2015/10/21/chartex" xmlns:cx3="http://schemas.microsoft.com/office/drawing/2016/5/9/chartex" xmlns:cx4="http://schemas.microsoft.com/office/drawing/2016/5/10/chartex" xmlns:cx5="http://schemas.microsoft.com/office/drawing/2016/5/11/chartex" xmlns:cx6="http://schemas.microsoft.com/office/drawing/2016/5/12/chartex" xmlns:cx7="http://schemas.microsoft.com/office/drawing/2016/5/13/chartex" xmlns:cx8="http://schemas.microsoft.com/office/drawing/2016/5/14/chartex" xmlns:mc="http://schemas.openxmlformats.org/markup-compatibility/2006" xmlns:aink="http://schemas.microsoft.com/office/drawing/2016/ink" xmlns:am3d="http://schemas.microsoft.com/office/drawing/2017/model3d" xmlns:o="urn:schemas-microsoft-com:office:office" xmlns:r="http://schemas.openxmlformats.org/officeDocument/2006/relationships" xmlns:m="http://schemas.openxmlformats.org/officeDocument/2006/math" xmlns:v="urn:schemas-microsoft-com:vml" xmlns:wp14="http://schemas.microsoft.com/office/word/2010/wordprocessingDrawing" xmlns:wp="http://schemas.openxmlformats.org/drawingml/2006/wordprocessingDrawing" xmlns:w10="urn:schemas-microsoft-com:office:word" xmlns:w="http://schemas.openxmlformats.org/wordprocessingml/2006/main" xmlns:w14="http://schemas.microsoft.com/office/word/2010/wordml" xmlns:w15="http://schemas.microsoft.com/office/word/2012/wordml" xmlns:w16cex="http://schemas.microsoft.com/office/word/2018/wordml/cex" xmlns:w16cid="http://schemas.microsoft.com/office/word/2016/wordml/cid" xmlns:w16="http://schemas.microsoft.com/office/word/2018/wordml" xmlns:w16sdtdh="http://schemas.microsoft.com/office/word/2020/wordml/sdtdatahash" xmlns:w16se="http://schemas.microsoft.com/office/word/2015/wordml/symex" xmlns:wpg="http://schemas.microsoft.com/office/word/2010/wordprocessingGroup" xmlns:wpi="http://schemas.microsoft.com/office/word/2010/wordprocessingInk" xmlns:wne="http://schemas.microsoft.com/office/word/2006/wordml" xmlns:wps="http://schemas.microsoft.com/office/word/2010/wordprocessingShape" mc:Ignorable="w14 w15 w16se w16cid w16 w16cex w16sdtdh wp14">
   <w:p>
     <w:pPr>
-      <w:pStyle w:val="ae"/>
-      <w:tabs>
-        <w:tab w:val="center" w:pos="4820"/>
-      </w:tabs>
-      <w:spacing w:line="12" w:lineRule="auto"/>
-      <w:rPr>
-        <w:rFonts w:ascii="Times New Roman" w:hAnsi="Times New Roman" w:cs="Times New Roman"/>
-        <w:sz w:val="28"/>
-        <w:szCs w:val="28"/>
-      </w:rPr>
+      <w:pStyle w:val="af6"/>
     </w:pPr>
     <w:r>
       <w:rPr>
-        <w:rFonts w:ascii="Times New Roman" w:hAnsi="Times New Roman" w:cs="Times New Roman"/>
         <w:noProof/>
-        <w:sz w:val="28"/>
-        <w:szCs w:val="28"/>
       </w:rPr>
       <mc:AlternateContent>
         <mc:Choice Requires="wps">
@@ -6617,34 +6446,55 @@
                             <w:pStyle w:val="ae"/>
                             <w:spacing w:before="9" w:after="0"/>
                             <w:ind w:left="60"/>
+                            <w:rPr>
+                              <w:rFonts w:ascii="Times New Roman" w:hAnsi="Times New Roman" w:cs="Times New Roman"/>
+                              <w:color w:val="000000" w:themeColor="text1"/>
+                              <w:sz w:val="28"/>
+                              <w:szCs w:val="28"/>
+                            </w:rPr>
                           </w:pPr>
                           <w:r>
                             <w:rPr>
+                              <w:rFonts w:ascii="Times New Roman" w:hAnsi="Times New Roman" w:cs="Times New Roman"/>
                               <w:spacing w:val="-10"/>
+                              <w:sz w:val="28"/>
+                              <w:szCs w:val="28"/>
                             </w:rPr>
                             <w:fldChar w:fldCharType="begin"/>
                           </w:r>
                           <w:r>
                             <w:rPr>
+                              <w:rFonts w:ascii="Times New Roman" w:hAnsi="Times New Roman" w:cs="Times New Roman"/>
                               <w:spacing w:val="-10"/>
+                              <w:sz w:val="28"/>
+                              <w:szCs w:val="28"/>
                             </w:rPr>
                             <w:instrText xml:space="preserve"> PAGE </w:instrText>
                           </w:r>
                           <w:r>
                             <w:rPr>
+                              <w:rFonts w:ascii="Times New Roman" w:hAnsi="Times New Roman" w:cs="Times New Roman"/>
                               <w:spacing w:val="-10"/>
+                              <w:sz w:val="28"/>
+                              <w:szCs w:val="28"/>
                             </w:rPr>
                             <w:fldChar w:fldCharType="separate"/>
                           </w:r>
                           <w:r>
                             <w:rPr>
+                              <w:rFonts w:ascii="Times New Roman" w:hAnsi="Times New Roman" w:cs="Times New Roman"/>
                               <w:spacing w:val="-10"/>
+                              <w:sz w:val="28"/>
+                              <w:szCs w:val="28"/>
                             </w:rPr>
                             <w:t>13</w:t>
                           </w:r>
                           <w:r>
                             <w:rPr>
+                              <w:rFonts w:ascii="Times New Roman" w:hAnsi="Times New Roman" w:cs="Times New Roman"/>
                               <w:spacing w:val="-10"/>
+                              <w:sz w:val="28"/>
+                              <w:szCs w:val="28"/>
                             </w:rPr>
                             <w:fldChar w:fldCharType="end"/>
                           </w:r>
@@ -6668,7 +6518,7 @@
         </mc:Choice>
         <mc:Fallback>
           <w:pict>
-            <v:rect w14:anchorId="5C0B23C8" id="Textbox 7" o:spid="_x0000_s1026" style="position:absolute;margin-left:312.55pt;margin-top:790.15pt;width:14.05pt;height:17.55pt;z-index:-503316464;visibility:visible;mso-wrap-style:square;mso-width-percent:0;mso-height-percent:0;mso-wrap-distance-left:0;mso-wrap-distance-top:0;mso-wrap-distance-right:0;mso-wrap-distance-bottom:0;mso-position-horizontal:absolute;mso-position-horizontal-relative:page;mso-position-vertical:absolute;mso-position-vertical-relative:page;mso-width-percent:0;mso-height-percent:0;mso-width-relative:page;mso-height-relative:page;v-text-anchor:top" o:gfxdata="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" o:allowincell="f" filled="f" stroked="f" strokeweight="0">
+            <v:rect w14:anchorId="5C0B23C8" id="Textbox 7" o:spid="_x0000_s1026" style="position:absolute;left:0;text-align:left;margin-left:312.55pt;margin-top:790.15pt;width:14.05pt;height:17.55pt;z-index:-503316464;visibility:visible;mso-wrap-style:square;mso-width-percent:0;mso-height-percent:0;mso-wrap-distance-left:0;mso-wrap-distance-top:0;mso-wrap-distance-right:0;mso-wrap-distance-bottom:0;mso-position-horizontal:absolute;mso-position-horizontal-relative:page;mso-position-vertical:absolute;mso-position-vertical-relative:page;mso-width-percent:0;mso-height-percent:0;mso-width-relative:page;mso-height-relative:page;v-text-anchor:top" o:gfxdata="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" o:allowincell="f" filled="f" stroked="f" strokeweight="0">
               <v:textbox inset="0,0,0,0">
                 <w:txbxContent>
                   <w:p>
@@ -6676,34 +6526,55 @@
                       <w:pStyle w:val="ae"/>
                       <w:spacing w:before="9" w:after="0"/>
                       <w:ind w:left="60"/>
+                      <w:rPr>
+                        <w:rFonts w:ascii="Times New Roman" w:hAnsi="Times New Roman" w:cs="Times New Roman"/>
+                        <w:color w:val="000000" w:themeColor="text1"/>
+                        <w:sz w:val="28"/>
+                        <w:szCs w:val="28"/>
+                      </w:rPr>
                     </w:pPr>
                     <w:r>
                       <w:rPr>
+                        <w:rFonts w:ascii="Times New Roman" w:hAnsi="Times New Roman" w:cs="Times New Roman"/>
                         <w:spacing w:val="-10"/>
+                        <w:sz w:val="28"/>
+                        <w:szCs w:val="28"/>
                       </w:rPr>
                       <w:fldChar w:fldCharType="begin"/>
                     </w:r>
                     <w:r>
                       <w:rPr>
+                        <w:rFonts w:ascii="Times New Roman" w:hAnsi="Times New Roman" w:cs="Times New Roman"/>
                         <w:spacing w:val="-10"/>
+                        <w:sz w:val="28"/>
+                        <w:szCs w:val="28"/>
                       </w:rPr>
                       <w:instrText xml:space="preserve"> PAGE </w:instrText>
                     </w:r>
                     <w:r>
                       <w:rPr>
+                        <w:rFonts w:ascii="Times New Roman" w:hAnsi="Times New Roman" w:cs="Times New Roman"/>
                         <w:spacing w:val="-10"/>
+                        <w:sz w:val="28"/>
+                        <w:szCs w:val="28"/>
                       </w:rPr>
                       <w:fldChar w:fldCharType="separate"/>
                     </w:r>
                     <w:r>
                       <w:rPr>
+                        <w:rFonts w:ascii="Times New Roman" w:hAnsi="Times New Roman" w:cs="Times New Roman"/>
                         <w:spacing w:val="-10"/>
+                        <w:sz w:val="28"/>
+                        <w:szCs w:val="28"/>
                       </w:rPr>
                       <w:t>13</w:t>
                     </w:r>
                     <w:r>
                       <w:rPr>
+                        <w:rFonts w:ascii="Times New Roman" w:hAnsi="Times New Roman" w:cs="Times New Roman"/>
                         <w:spacing w:val="-10"/>
+                        <w:sz w:val="28"/>
+                        <w:szCs w:val="28"/>
                       </w:rPr>
                       <w:fldChar w:fldCharType="end"/>
                     </w:r>
@@ -6717,11 +6588,6 @@
       </mc:AlternateContent>
     </w:r>
     <w:r>
-      <w:rPr>
-        <w:rFonts w:ascii="Times New Roman" w:hAnsi="Times New Roman" w:cs="Times New Roman"/>
-        <w:sz w:val="28"/>
-        <w:szCs w:val="28"/>
-      </w:rPr>
       <w:tab/>
     </w:r>
   </w:p>
@@ -7913,6 +7779,7 @@
     <w:lsdException w:name="HTML Sample" w:semiHidden="1" w:unhideWhenUsed="1"/>
     <w:lsdException w:name="HTML Typewriter" w:semiHidden="1" w:unhideWhenUsed="1"/>
     <w:lsdException w:name="HTML Variable" w:semiHidden="1" w:unhideWhenUsed="1"/>
+    <w:lsdException w:name="Normal Table" w:semiHidden="1" w:unhideWhenUsed="1"/>
     <w:lsdException w:name="annotation subject" w:semiHidden="1" w:unhideWhenUsed="1"/>
     <w:lsdException w:name="No List" w:semiHidden="1" w:unhideWhenUsed="1"/>
     <w:lsdException w:name="Outline List 1" w:semiHidden="1" w:unhideWhenUsed="1"/>
@@ -7955,8 +7822,11 @@
     <w:lsdException w:name="Table Contemporary" w:semiHidden="1" w:unhideWhenUsed="1"/>
     <w:lsdException w:name="Table Elegant" w:semiHidden="1" w:unhideWhenUsed="1"/>
     <w:lsdException w:name="Table Professional" w:semiHidden="1" w:unhideWhenUsed="1"/>
+    <w:lsdException w:name="Table Subtle 1" w:semiHidden="1" w:unhideWhenUsed="1"/>
     <w:lsdException w:name="Table Subtle 2" w:semiHidden="1" w:unhideWhenUsed="1"/>
     <w:lsdException w:name="Table Web 1" w:semiHidden="1" w:unhideWhenUsed="1"/>
+    <w:lsdException w:name="Table Web 2" w:semiHidden="1" w:unhideWhenUsed="1"/>
+    <w:lsdException w:name="Table Web 3" w:semiHidden="1" w:unhideWhenUsed="1"/>
     <w:lsdException w:name="Balloon Text" w:semiHidden="1" w:unhideWhenUsed="1"/>
     <w:lsdException w:name="Table Grid" w:uiPriority="39"/>
     <w:lsdException w:name="Table Theme" w:semiHidden="1" w:unhideWhenUsed="1"/>

--- a/Отчеты исправленные/Интегрирование ассетов в движок.docx
+++ b/Отчеты исправленные/Интегрирование ассетов в движок.docx
@@ -407,7 +407,27 @@
           <w:lang w:eastAsia="ru-RU"/>
         </w:rPr>
         <w:br/>
-        <w:t>на тему: «Интегрирование ассетов в игру/движок и настройка коллизий»</w:t>
+        <w:t xml:space="preserve">на тему: «Интегрирование </w:t>
+      </w:r>
+      <w:proofErr w:type="spellStart"/>
+      <w:r>
+        <w:rPr>
+          <w:rFonts w:ascii="Times New Roman" w:eastAsia="Times New Roman" w:hAnsi="Times New Roman" w:cs="Times New Roman"/>
+          <w:sz w:val="28"/>
+          <w:szCs w:val="20"/>
+          <w:lang w:eastAsia="ru-RU"/>
+        </w:rPr>
+        <w:t>ассетов</w:t>
+      </w:r>
+      <w:proofErr w:type="spellEnd"/>
+      <w:r>
+        <w:rPr>
+          <w:rFonts w:ascii="Times New Roman" w:eastAsia="Times New Roman" w:hAnsi="Times New Roman" w:cs="Times New Roman"/>
+          <w:sz w:val="28"/>
+          <w:szCs w:val="20"/>
+          <w:lang w:eastAsia="ru-RU"/>
+        </w:rPr>
+        <w:t xml:space="preserve"> в игру/движок и настройка коллизий»</w:t>
       </w:r>
     </w:p>
     <w:p>
@@ -505,6 +525,7 @@
           <w:lang w:eastAsia="ru-RU"/>
         </w:rPr>
       </w:pPr>
+      <w:proofErr w:type="spellStart"/>
       <w:r>
         <w:rPr>
           <w:rFonts w:ascii="Times New Roman" w:eastAsia="Times New Roman" w:hAnsi="Times New Roman" w:cs="Times New Roman"/>
@@ -512,7 +533,17 @@
           <w:szCs w:val="20"/>
           <w:lang w:eastAsia="ru-RU"/>
         </w:rPr>
-        <w:t>Стасенок Юлия Анатольевна</w:t>
+        <w:t>Стасенок</w:t>
+      </w:r>
+      <w:proofErr w:type="spellEnd"/>
+      <w:r>
+        <w:rPr>
+          <w:rFonts w:ascii="Times New Roman" w:eastAsia="Times New Roman" w:hAnsi="Times New Roman" w:cs="Times New Roman"/>
+          <w:sz w:val="28"/>
+          <w:szCs w:val="20"/>
+          <w:lang w:eastAsia="ru-RU"/>
+        </w:rPr>
+        <w:t xml:space="preserve"> Юлия Анатольевна</w:t>
       </w:r>
     </w:p>
     <w:p>
@@ -595,6 +626,7 @@
           <w:lang w:eastAsia="ru-RU"/>
         </w:rPr>
       </w:pPr>
+      <w:proofErr w:type="spellStart"/>
       <w:r>
         <w:rPr>
           <w:rFonts w:ascii="Times New Roman" w:eastAsia="Times New Roman" w:hAnsi="Times New Roman" w:cs="Times New Roman"/>
@@ -602,7 +634,17 @@
           <w:szCs w:val="20"/>
           <w:lang w:eastAsia="ru-RU"/>
         </w:rPr>
-        <w:t>Кашкин Евгений Владимирович</w:t>
+        <w:t>Кашкин</w:t>
+      </w:r>
+      <w:proofErr w:type="spellEnd"/>
+      <w:r>
+        <w:rPr>
+          <w:rFonts w:ascii="Times New Roman" w:eastAsia="Times New Roman" w:hAnsi="Times New Roman" w:cs="Times New Roman"/>
+          <w:sz w:val="28"/>
+          <w:szCs w:val="20"/>
+          <w:lang w:eastAsia="ru-RU"/>
+        </w:rPr>
+        <w:t xml:space="preserve"> Евгений Владимирович</w:t>
       </w:r>
     </w:p>
     <w:p>
@@ -796,7 +838,7 @@
           <w:r>
             <w:fldChar w:fldCharType="separate"/>
           </w:r>
-          <w:hyperlink w:anchor="_Toc193287465" w:history="1">
+          <w:hyperlink w:anchor="_Toc193293753" w:history="1">
             <w:r>
               <w:rPr>
                 <w:rStyle w:val="a3"/>
@@ -823,7 +865,7 @@
                 <w:noProof/>
                 <w:webHidden/>
               </w:rPr>
-              <w:instrText xml:space="preserve"> PAGEREF _Toc193287465 \h </w:instrText>
+              <w:instrText xml:space="preserve"> PAGEREF _Toc193293753 \h </w:instrText>
             </w:r>
             <w:r>
               <w:rPr>
@@ -865,7 +907,7 @@
               <w:lang w:eastAsia="ru-RU"/>
             </w:rPr>
           </w:pPr>
-          <w:hyperlink w:anchor="_Toc193287466" w:history="1">
+          <w:hyperlink w:anchor="_Toc193293754" w:history="1">
             <w:r>
               <w:rPr>
                 <w:rStyle w:val="a3"/>
@@ -892,7 +934,7 @@
                 <w:noProof/>
                 <w:webHidden/>
               </w:rPr>
-              <w:instrText xml:space="preserve"> PAGEREF _Toc193287466 \h </w:instrText>
+              <w:instrText xml:space="preserve"> PAGEREF _Toc193293754 \h </w:instrText>
             </w:r>
             <w:r>
               <w:rPr>
@@ -934,7 +976,7 @@
               <w:lang w:eastAsia="ru-RU"/>
             </w:rPr>
           </w:pPr>
-          <w:hyperlink w:anchor="_Toc193287467" w:history="1">
+          <w:hyperlink w:anchor="_Toc193293755" w:history="1">
             <w:r>
               <w:rPr>
                 <w:rStyle w:val="a3"/>
@@ -961,7 +1003,7 @@
                 <w:noProof/>
                 <w:webHidden/>
               </w:rPr>
-              <w:instrText xml:space="preserve"> PAGEREF _Toc193287467 \h </w:instrText>
+              <w:instrText xml:space="preserve"> PAGEREF _Toc193293755 \h </w:instrText>
             </w:r>
             <w:r>
               <w:rPr>
@@ -1003,7 +1045,7 @@
               <w:lang w:eastAsia="ru-RU"/>
             </w:rPr>
           </w:pPr>
-          <w:hyperlink w:anchor="_Toc193287468" w:history="1">
+          <w:hyperlink w:anchor="_Toc193293756" w:history="1">
             <w:r>
               <w:rPr>
                 <w:rStyle w:val="a3"/>
@@ -1091,7 +1133,7 @@
                 <w:noProof/>
                 <w:webHidden/>
               </w:rPr>
-              <w:instrText xml:space="preserve"> PAGEREF _Toc193287468 \h </w:instrText>
+              <w:instrText xml:space="preserve"> PAGEREF _Toc193293756 \h </w:instrText>
             </w:r>
             <w:r>
               <w:rPr>
@@ -1133,7 +1175,7 @@
               <w:lang w:eastAsia="ru-RU"/>
             </w:rPr>
           </w:pPr>
-          <w:hyperlink w:anchor="_Toc193287469" w:history="1">
+          <w:hyperlink w:anchor="_Toc193293757" w:history="1">
             <w:r>
               <w:rPr>
                 <w:rStyle w:val="a3"/>
@@ -1160,7 +1202,7 @@
                 <w:noProof/>
                 <w:webHidden/>
               </w:rPr>
-              <w:instrText xml:space="preserve"> PAGEREF _Toc193287469 \h </w:instrText>
+              <w:instrText xml:space="preserve"> PAGEREF _Toc193293757 \h </w:instrText>
             </w:r>
             <w:r>
               <w:rPr>
@@ -1202,7 +1244,76 @@
               <w:lang w:eastAsia="ru-RU"/>
             </w:rPr>
           </w:pPr>
-          <w:hyperlink w:anchor="_Toc193287470" w:history="1">
+          <w:hyperlink w:anchor="_Toc193293758" w:history="1">
+            <w:r>
+              <w:rPr>
+                <w:rStyle w:val="a3"/>
+                <w:noProof/>
+              </w:rPr>
+              <w:t>Выводы</w:t>
+            </w:r>
+            <w:r>
+              <w:rPr>
+                <w:noProof/>
+                <w:webHidden/>
+              </w:rPr>
+              <w:tab/>
+            </w:r>
+            <w:r>
+              <w:rPr>
+                <w:noProof/>
+                <w:webHidden/>
+              </w:rPr>
+              <w:fldChar w:fldCharType="begin"/>
+            </w:r>
+            <w:r>
+              <w:rPr>
+                <w:noProof/>
+                <w:webHidden/>
+              </w:rPr>
+              <w:instrText xml:space="preserve"> PAGEREF _Toc193293758 \h </w:instrText>
+            </w:r>
+            <w:r>
+              <w:rPr>
+                <w:noProof/>
+                <w:webHidden/>
+              </w:rPr>
+            </w:r>
+            <w:r>
+              <w:rPr>
+                <w:noProof/>
+                <w:webHidden/>
+              </w:rPr>
+              <w:fldChar w:fldCharType="separate"/>
+            </w:r>
+            <w:r>
+              <w:rPr>
+                <w:noProof/>
+                <w:webHidden/>
+              </w:rPr>
+              <w:t>12</w:t>
+            </w:r>
+            <w:r>
+              <w:rPr>
+                <w:noProof/>
+                <w:webHidden/>
+              </w:rPr>
+              <w:fldChar w:fldCharType="end"/>
+            </w:r>
+          </w:hyperlink>
+        </w:p>
+        <w:p>
+          <w:pPr>
+            <w:pStyle w:val="12"/>
+            <w:rPr>
+              <w:rFonts w:asciiTheme="minorHAnsi" w:eastAsiaTheme="minorEastAsia" w:hAnsiTheme="minorHAnsi" w:cstheme="minorBidi"/>
+              <w:noProof/>
+              <w:sz w:val="22"/>
+              <w:szCs w:val="22"/>
+              <w:lang w:eastAsia="ru-RU"/>
+            </w:rPr>
+          </w:pPr>
+          <w:hyperlink w:anchor="_Toc193293759" w:history="1">
             <w:r>
               <w:rPr>
                 <w:rStyle w:val="a3"/>
@@ -1229,7 +1340,7 @@
                 <w:noProof/>
                 <w:webHidden/>
               </w:rPr>
-              <w:instrText xml:space="preserve"> PAGEREF _Toc193287470 \h </w:instrText>
+              <w:instrText xml:space="preserve"> PAGEREF _Toc193293759 \h </w:instrText>
             </w:r>
             <w:r>
               <w:rPr>
@@ -1301,7 +1412,7 @@
         <w:pStyle w:val="af8"/>
       </w:pPr>
       <w:bookmarkStart w:id="0" w:name="_Toc193221076"/>
-      <w:bookmarkStart w:id="1" w:name="_Toc193287465"/>
+      <w:bookmarkStart w:id="1" w:name="_Toc193293753"/>
       <w:r>
         <w:lastRenderedPageBreak/>
         <w:t>Цель работы</w:t>
@@ -1320,14 +1431,22 @@
         <w:t>е</w:t>
       </w:r>
       <w:r>
-        <w:t xml:space="preserve"> ассеты в игру/движок и настроить для них коллизии.</w:t>
+        <w:t xml:space="preserve"> </w:t>
+      </w:r>
+      <w:proofErr w:type="spellStart"/>
+      <w:r>
+        <w:t>ассеты</w:t>
+      </w:r>
+      <w:proofErr w:type="spellEnd"/>
+      <w:r>
+        <w:t xml:space="preserve"> в игру/движок и настроить для них коллизии.</w:t>
       </w:r>
     </w:p>
     <w:p>
       <w:pPr>
         <w:pStyle w:val="af8"/>
       </w:pPr>
-      <w:bookmarkStart w:id="2" w:name="_Toc193287466"/>
+      <w:bookmarkStart w:id="2" w:name="_Toc193293754"/>
       <w:r>
         <w:t>Задание</w:t>
       </w:r>
@@ -1338,7 +1457,15 @@
         <w:pStyle w:val="af6"/>
       </w:pPr>
       <w:r>
-        <w:t xml:space="preserve">В ходе практического задания необходимо интегрировать в движок подобранный ассет и выполнить следующие пункты: </w:t>
+        <w:t xml:space="preserve">В ходе практического задания необходимо интегрировать в движок подобранный </w:t>
+      </w:r>
+      <w:proofErr w:type="spellStart"/>
+      <w:r>
+        <w:t>ассет</w:t>
+      </w:r>
+      <w:proofErr w:type="spellEnd"/>
+      <w:r>
+        <w:t xml:space="preserve"> и выполнить следующие пункты: </w:t>
       </w:r>
     </w:p>
     <w:p>
@@ -1354,7 +1481,15 @@
         <w:pStyle w:val="af6"/>
       </w:pPr>
       <w:r>
-        <w:t xml:space="preserve">2. внедрить выбранный ассет; </w:t>
+        <w:t xml:space="preserve">2. внедрить выбранный </w:t>
+      </w:r>
+      <w:proofErr w:type="spellStart"/>
+      <w:r>
+        <w:t>ассет</w:t>
+      </w:r>
+      <w:proofErr w:type="spellEnd"/>
+      <w:r>
+        <w:t xml:space="preserve">; </w:t>
       </w:r>
     </w:p>
     <w:p>
@@ -1482,7 +1617,7 @@
         <w:pStyle w:val="af8"/>
       </w:pPr>
       <w:bookmarkStart w:id="3" w:name="_Toc193221077"/>
-      <w:bookmarkStart w:id="4" w:name="_Toc193287467"/>
+      <w:bookmarkStart w:id="4" w:name="_Toc193293755"/>
       <w:r>
         <w:t>Теоретическая часть</w:t>
       </w:r>
@@ -1493,7 +1628,7 @@
       <w:pPr>
         <w:pStyle w:val="af8"/>
       </w:pPr>
-      <w:bookmarkStart w:id="5" w:name="_Toc193287468"/>
+      <w:bookmarkStart w:id="5" w:name="_Toc193293756"/>
       <w:r>
         <w:t>Алгоритм</w:t>
       </w:r>
@@ -1512,9 +1647,11 @@
         </w:rPr>
         <w:t xml:space="preserve"> </w:t>
       </w:r>
+      <w:proofErr w:type="spellStart"/>
       <w:r>
         <w:t>ассетов</w:t>
       </w:r>
+      <w:proofErr w:type="spellEnd"/>
       <w:r>
         <w:rPr>
           <w:spacing w:val="-7"/>
@@ -1584,6 +1721,7 @@
         </w:rPr>
         <w:t xml:space="preserve"> </w:t>
       </w:r>
+      <w:proofErr w:type="spellStart"/>
       <w:r>
         <w:rPr>
           <w:rFonts w:ascii="Times New Roman" w:hAnsi="Times New Roman"/>
@@ -1592,6 +1730,7 @@
         </w:rPr>
         <w:t>ассета</w:t>
       </w:r>
+      <w:proofErr w:type="spellEnd"/>
       <w:r>
         <w:rPr>
           <w:rFonts w:ascii="Times New Roman" w:hAnsi="Times New Roman"/>
@@ -1675,7 +1814,25 @@
           <w:sz w:val="28"/>
           <w:szCs w:val="28"/>
         </w:rPr>
-        <w:t>Windows-Package Manager (см. рис. 1).</w:t>
+        <w:t>Windows-</w:t>
+      </w:r>
+      <w:proofErr w:type="spellStart"/>
+      <w:r>
+        <w:rPr>
+          <w:rFonts w:ascii="Times New Roman" w:hAnsi="Times New Roman"/>
+          <w:sz w:val="28"/>
+          <w:szCs w:val="28"/>
+        </w:rPr>
+        <w:t>Package</w:t>
+      </w:r>
+      <w:proofErr w:type="spellEnd"/>
+      <w:r>
+        <w:rPr>
+          <w:rFonts w:ascii="Times New Roman" w:hAnsi="Times New Roman"/>
+          <w:sz w:val="28"/>
+          <w:szCs w:val="28"/>
+        </w:rPr>
+        <w:t xml:space="preserve"> Manager (см. рис. 1).</w:t>
       </w:r>
     </w:p>
     <w:p>
@@ -1696,8 +1853,8 @@
           <w:szCs w:val="28"/>
         </w:rPr>
         <w:drawing>
-          <wp:inline distT="0" distB="0" distL="0" distR="0" wp14:anchorId="080AD2A7" wp14:editId="3B89BD65">
-            <wp:extent cx="2401722" cy="1317008"/>
+          <wp:inline distT="0" distB="0" distL="0" distR="0" wp14:anchorId="080AD2A7" wp14:editId="0761B643">
+            <wp:extent cx="2344948" cy="1285875"/>
             <wp:effectExtent l="0" t="0" r="0" b="0"/>
             <wp:docPr id="2" name="Image 2"/>
             <wp:cNvGraphicFramePr>
@@ -1721,7 +1878,7 @@
                   <pic:spPr bwMode="auto">
                     <a:xfrm>
                       <a:off x="0" y="0"/>
-                      <a:ext cx="2433875" cy="1334639"/>
+                      <a:ext cx="2377607" cy="1303784"/>
                     </a:xfrm>
                     <a:prstGeom prst="rect">
                       <a:avLst/>
@@ -1752,67 +1909,67 @@
           <w:sz w:val="28"/>
           <w:szCs w:val="28"/>
         </w:rPr>
+        <w:t>Рисунок</w:t>
+      </w:r>
+      <w:r>
+        <w:rPr>
+          <w:rFonts w:ascii="Times New Roman" w:hAnsi="Times New Roman"/>
+          <w:spacing w:val="-6"/>
+          <w:sz w:val="28"/>
+          <w:szCs w:val="28"/>
+        </w:rPr>
+        <w:t xml:space="preserve"> </w:t>
+      </w:r>
+      <w:r>
+        <w:rPr>
+          <w:rFonts w:ascii="Times New Roman" w:hAnsi="Times New Roman"/>
+          <w:sz w:val="28"/>
+          <w:szCs w:val="28"/>
+        </w:rPr>
+        <w:t>1.</w:t>
+      </w:r>
+      <w:r>
+        <w:rPr>
+          <w:rFonts w:ascii="Times New Roman" w:hAnsi="Times New Roman"/>
+          <w:spacing w:val="-5"/>
+          <w:sz w:val="28"/>
+          <w:szCs w:val="28"/>
+        </w:rPr>
+        <w:t xml:space="preserve"> </w:t>
+      </w:r>
+      <w:r>
+        <w:rPr>
+          <w:rFonts w:ascii="Times New Roman" w:hAnsi="Times New Roman"/>
+          <w:sz w:val="28"/>
+          <w:szCs w:val="28"/>
+        </w:rPr>
+        <w:t>Настройка</w:t>
+      </w:r>
+      <w:r>
+        <w:rPr>
+          <w:rFonts w:ascii="Times New Roman" w:hAnsi="Times New Roman"/>
+          <w:spacing w:val="-4"/>
+          <w:sz w:val="28"/>
+          <w:szCs w:val="28"/>
+        </w:rPr>
+        <w:t xml:space="preserve"> </w:t>
+      </w:r>
+      <w:r>
+        <w:rPr>
+          <w:rFonts w:ascii="Times New Roman" w:hAnsi="Times New Roman"/>
+          <w:spacing w:val="-2"/>
+          <w:sz w:val="28"/>
+          <w:szCs w:val="28"/>
+        </w:rPr>
+        <w:t>проекта</w:t>
+      </w:r>
+    </w:p>
+    <w:p>
+      <w:pPr>
+        <w:pStyle w:val="af6"/>
+      </w:pPr>
+      <w:r>
         <w:lastRenderedPageBreak/>
-        <w:t>Рисунок</w:t>
-      </w:r>
-      <w:r>
-        <w:rPr>
-          <w:rFonts w:ascii="Times New Roman" w:hAnsi="Times New Roman"/>
-          <w:spacing w:val="-6"/>
-          <w:sz w:val="28"/>
-          <w:szCs w:val="28"/>
-        </w:rPr>
-        <w:t xml:space="preserve"> </w:t>
-      </w:r>
-      <w:r>
-        <w:rPr>
-          <w:rFonts w:ascii="Times New Roman" w:hAnsi="Times New Roman"/>
-          <w:sz w:val="28"/>
-          <w:szCs w:val="28"/>
-        </w:rPr>
-        <w:t>1.</w:t>
-      </w:r>
-      <w:r>
-        <w:rPr>
-          <w:rFonts w:ascii="Times New Roman" w:hAnsi="Times New Roman"/>
-          <w:spacing w:val="-5"/>
-          <w:sz w:val="28"/>
-          <w:szCs w:val="28"/>
-        </w:rPr>
-        <w:t xml:space="preserve"> </w:t>
-      </w:r>
-      <w:r>
-        <w:rPr>
-          <w:rFonts w:ascii="Times New Roman" w:hAnsi="Times New Roman"/>
-          <w:sz w:val="28"/>
-          <w:szCs w:val="28"/>
-        </w:rPr>
-        <w:t>Настройка</w:t>
-      </w:r>
-      <w:r>
-        <w:rPr>
-          <w:rFonts w:ascii="Times New Roman" w:hAnsi="Times New Roman"/>
-          <w:spacing w:val="-4"/>
-          <w:sz w:val="28"/>
-          <w:szCs w:val="28"/>
-        </w:rPr>
-        <w:t xml:space="preserve"> </w:t>
-      </w:r>
-      <w:r>
-        <w:rPr>
-          <w:rFonts w:ascii="Times New Roman" w:hAnsi="Times New Roman"/>
-          <w:spacing w:val="-2"/>
-          <w:sz w:val="28"/>
-          <w:szCs w:val="28"/>
-        </w:rPr>
-        <w:t>проекта</w:t>
-      </w:r>
-    </w:p>
-    <w:p>
-      <w:pPr>
-        <w:pStyle w:val="af6"/>
-      </w:pPr>
-      <w:r>
         <w:t>После</w:t>
       </w:r>
       <w:r>
@@ -1824,9 +1981,11 @@
       <w:r>
         <w:t xml:space="preserve"> </w:t>
       </w:r>
+      <w:proofErr w:type="spellStart"/>
       <w:r>
         <w:t>Package</w:t>
       </w:r>
+      <w:proofErr w:type="spellEnd"/>
       <w:r>
         <w:t xml:space="preserve"> </w:t>
       </w:r>
@@ -1861,7 +2020,15 @@
         <w:t xml:space="preserve"> </w:t>
       </w:r>
       <w:r>
-        <w:t>добавленные ранее ассеты.</w:t>
+        <w:t xml:space="preserve">добавленные ранее </w:t>
+      </w:r>
+      <w:proofErr w:type="spellStart"/>
+      <w:r>
+        <w:t>ассеты</w:t>
+      </w:r>
+      <w:proofErr w:type="spellEnd"/>
+      <w:r>
+        <w:t>.</w:t>
       </w:r>
     </w:p>
     <w:p>
@@ -1878,9 +2045,11 @@
       <w:r>
         <w:t xml:space="preserve"> </w:t>
       </w:r>
+      <w:proofErr w:type="spellStart"/>
       <w:r>
         <w:t>ассеты</w:t>
       </w:r>
+      <w:proofErr w:type="spellEnd"/>
       <w:r>
         <w:t xml:space="preserve"> </w:t>
       </w:r>
@@ -1965,12 +2134,14 @@
         </w:rPr>
         <w:t xml:space="preserve"> </w:t>
       </w:r>
+      <w:proofErr w:type="spellStart"/>
       <w:r>
         <w:rPr>
           <w:rStyle w:val="afa"/>
         </w:rPr>
         <w:t>ассетом</w:t>
       </w:r>
+      <w:proofErr w:type="spellEnd"/>
       <w:r>
         <w:rPr>
           <w:rStyle w:val="afa"/>
@@ -2105,6 +2276,7 @@
         </w:rPr>
         <w:t xml:space="preserve"> </w:t>
       </w:r>
+      <w:proofErr w:type="spellStart"/>
       <w:r>
         <w:rPr>
           <w:rFonts w:ascii="Times New Roman" w:hAnsi="Times New Roman"/>
@@ -2114,6 +2286,7 @@
         </w:rPr>
         <w:t>ассета</w:t>
       </w:r>
+      <w:proofErr w:type="spellEnd"/>
     </w:p>
     <w:p>
       <w:pPr>
@@ -2141,9 +2314,11 @@
         </w:rPr>
         <w:t xml:space="preserve"> </w:t>
       </w:r>
+      <w:proofErr w:type="spellStart"/>
       <w:r>
         <w:t>Add</w:t>
       </w:r>
+      <w:proofErr w:type="spellEnd"/>
       <w:r>
         <w:rPr>
           <w:spacing w:val="80"/>
@@ -2168,9 +2343,11 @@
         </w:rPr>
         <w:t xml:space="preserve"> </w:t>
       </w:r>
+      <w:proofErr w:type="spellStart"/>
       <w:r>
         <w:t>Assets</w:t>
       </w:r>
+      <w:proofErr w:type="spellEnd"/>
       <w:r>
         <w:rPr>
           <w:spacing w:val="80"/>
@@ -2228,183 +2405,22 @@
       <w:r>
         <w:rPr>
           <w:rFonts w:ascii="Times New Roman" w:hAnsi="Times New Roman"/>
-          <w:sz w:val="28"/>
-          <w:szCs w:val="28"/>
-        </w:rPr>
-        <w:t>на</w:t>
-      </w:r>
-      <w:r>
-        <w:rPr>
-          <w:rFonts w:ascii="Times New Roman" w:hAnsi="Times New Roman"/>
-          <w:spacing w:val="-6"/>
-          <w:sz w:val="28"/>
-          <w:szCs w:val="28"/>
-        </w:rPr>
-        <w:t xml:space="preserve"> </w:t>
-      </w:r>
-      <w:r>
-        <w:rPr>
-          <w:rFonts w:ascii="Times New Roman" w:hAnsi="Times New Roman"/>
-          <w:sz w:val="28"/>
-          <w:szCs w:val="28"/>
-        </w:rPr>
-        <w:t>появившимся</w:t>
-      </w:r>
-      <w:r>
-        <w:rPr>
-          <w:rFonts w:ascii="Times New Roman" w:hAnsi="Times New Roman"/>
-          <w:spacing w:val="-7"/>
-          <w:sz w:val="28"/>
-          <w:szCs w:val="28"/>
-        </w:rPr>
-        <w:t xml:space="preserve"> </w:t>
-      </w:r>
-      <w:r>
-        <w:rPr>
-          <w:rFonts w:ascii="Times New Roman" w:hAnsi="Times New Roman"/>
-          <w:sz w:val="28"/>
-          <w:szCs w:val="28"/>
-        </w:rPr>
-        <w:t>блоке</w:t>
-      </w:r>
-      <w:r>
-        <w:rPr>
-          <w:rFonts w:ascii="Times New Roman" w:hAnsi="Times New Roman"/>
-          <w:spacing w:val="-4"/>
-          <w:sz w:val="28"/>
-          <w:szCs w:val="28"/>
-        </w:rPr>
-        <w:t xml:space="preserve"> </w:t>
-      </w:r>
-      <w:r>
-        <w:rPr>
-          <w:rFonts w:ascii="Times New Roman" w:hAnsi="Times New Roman"/>
-          <w:sz w:val="28"/>
-          <w:szCs w:val="28"/>
-        </w:rPr>
-        <w:t>нажать</w:t>
-      </w:r>
-      <w:r>
-        <w:rPr>
-          <w:rFonts w:ascii="Times New Roman" w:hAnsi="Times New Roman"/>
-          <w:spacing w:val="-5"/>
-          <w:sz w:val="28"/>
-          <w:szCs w:val="28"/>
-        </w:rPr>
-        <w:t xml:space="preserve"> </w:t>
-      </w:r>
-      <w:r>
-        <w:rPr>
-          <w:rFonts w:ascii="Times New Roman" w:hAnsi="Times New Roman"/>
-          <w:sz w:val="28"/>
-          <w:szCs w:val="28"/>
-        </w:rPr>
-        <w:t>кнопку</w:t>
-      </w:r>
-      <w:r>
-        <w:rPr>
-          <w:rFonts w:ascii="Times New Roman" w:hAnsi="Times New Roman"/>
-          <w:spacing w:val="-2"/>
-          <w:sz w:val="28"/>
-          <w:szCs w:val="28"/>
-        </w:rPr>
-        <w:t xml:space="preserve"> </w:t>
-      </w:r>
-      <w:r>
-        <w:rPr>
-          <w:rFonts w:ascii="Times New Roman" w:hAnsi="Times New Roman"/>
-          <w:sz w:val="28"/>
-          <w:szCs w:val="28"/>
-        </w:rPr>
-        <w:t>Open</w:t>
-      </w:r>
-      <w:r>
-        <w:rPr>
-          <w:rFonts w:ascii="Times New Roman" w:hAnsi="Times New Roman"/>
-          <w:spacing w:val="-3"/>
-          <w:sz w:val="28"/>
-          <w:szCs w:val="28"/>
-        </w:rPr>
-        <w:t xml:space="preserve"> </w:t>
-      </w:r>
-      <w:r>
-        <w:rPr>
-          <w:rFonts w:ascii="Times New Roman" w:hAnsi="Times New Roman"/>
-          <w:sz w:val="28"/>
-          <w:szCs w:val="28"/>
-        </w:rPr>
-        <w:t>in</w:t>
-      </w:r>
-      <w:r>
-        <w:rPr>
-          <w:rFonts w:ascii="Times New Roman" w:hAnsi="Times New Roman"/>
-          <w:spacing w:val="-3"/>
-          <w:sz w:val="28"/>
-          <w:szCs w:val="28"/>
-        </w:rPr>
-        <w:t xml:space="preserve"> </w:t>
-      </w:r>
-      <w:r>
-        <w:rPr>
-          <w:rFonts w:ascii="Times New Roman" w:hAnsi="Times New Roman"/>
-          <w:sz w:val="28"/>
-          <w:szCs w:val="28"/>
-        </w:rPr>
-        <w:t>Unity</w:t>
-      </w:r>
-      <w:r>
-        <w:rPr>
-          <w:rFonts w:ascii="Times New Roman" w:hAnsi="Times New Roman"/>
-          <w:spacing w:val="-3"/>
-          <w:sz w:val="28"/>
-          <w:szCs w:val="28"/>
-        </w:rPr>
-        <w:t xml:space="preserve"> </w:t>
-      </w:r>
-      <w:r>
-        <w:rPr>
-          <w:rFonts w:ascii="Times New Roman" w:hAnsi="Times New Roman"/>
-          <w:sz w:val="28"/>
-          <w:szCs w:val="28"/>
-        </w:rPr>
-        <w:t>(см.</w:t>
-      </w:r>
-      <w:r>
-        <w:rPr>
-          <w:rFonts w:ascii="Times New Roman" w:hAnsi="Times New Roman"/>
-          <w:spacing w:val="-9"/>
-          <w:sz w:val="28"/>
-          <w:szCs w:val="28"/>
-        </w:rPr>
-        <w:t xml:space="preserve"> </w:t>
-      </w:r>
-      <w:r>
-        <w:rPr>
-          <w:rFonts w:ascii="Times New Roman" w:hAnsi="Times New Roman"/>
-          <w:sz w:val="28"/>
-          <w:szCs w:val="28"/>
-        </w:rPr>
-        <w:t xml:space="preserve">рис. </w:t>
-      </w:r>
-      <w:r>
-        <w:rPr>
-          <w:rFonts w:ascii="Times New Roman" w:hAnsi="Times New Roman"/>
           <w:noProof/>
           <w:spacing w:val="-5"/>
           <w:sz w:val="28"/>
           <w:szCs w:val="28"/>
         </w:rPr>
         <w:drawing>
-          <wp:anchor distT="0" distB="0" distL="0" distR="0" simplePos="0" relativeHeight="251652096" behindDoc="1" locked="0" layoutInCell="0" allowOverlap="1" wp14:anchorId="78E514B5" wp14:editId="07585B91">
+          <wp:anchor distT="0" distB="0" distL="0" distR="0" simplePos="0" relativeHeight="251652096" behindDoc="1" locked="0" layoutInCell="0" allowOverlap="1" wp14:anchorId="78E514B5" wp14:editId="2655A4B0">
             <wp:simplePos x="0" y="0"/>
             <wp:positionH relativeFrom="column">
-              <wp:posOffset>262255</wp:posOffset>
+              <wp:posOffset>263525</wp:posOffset>
             </wp:positionH>
             <wp:positionV relativeFrom="paragraph">
-              <wp:posOffset>271145</wp:posOffset>
+              <wp:posOffset>274955</wp:posOffset>
             </wp:positionV>
-            <wp:extent cx="5297170" cy="2858135"/>
-            <wp:effectExtent l="0" t="0" r="0" b="0"/>
+            <wp:extent cx="5242560" cy="2828925"/>
+            <wp:effectExtent l="0" t="0" r="0" b="9525"/>
             <wp:wrapTopAndBottom/>
             <wp:docPr id="4" name="Image 4"/>
             <wp:cNvGraphicFramePr>
@@ -2428,7 +2444,7 @@
                   <pic:spPr bwMode="auto">
                     <a:xfrm>
                       <a:off x="0" y="0"/>
-                      <a:ext cx="5297170" cy="2858135"/>
+                      <a:ext cx="5242560" cy="2828925"/>
                     </a:xfrm>
                     <a:prstGeom prst="rect">
                       <a:avLst/>
@@ -2438,8 +2454,179 @@
                 </pic:pic>
               </a:graphicData>
             </a:graphic>
+            <wp14:sizeRelH relativeFrom="margin">
+              <wp14:pctWidth>0</wp14:pctWidth>
+            </wp14:sizeRelH>
+            <wp14:sizeRelV relativeFrom="margin">
+              <wp14:pctHeight>0</wp14:pctHeight>
+            </wp14:sizeRelV>
           </wp:anchor>
         </w:drawing>
+      </w:r>
+      <w:r>
+        <w:rPr>
+          <w:rFonts w:ascii="Times New Roman" w:hAnsi="Times New Roman"/>
+          <w:sz w:val="28"/>
+          <w:szCs w:val="28"/>
+        </w:rPr>
+        <w:t>на</w:t>
+      </w:r>
+      <w:r>
+        <w:rPr>
+          <w:rFonts w:ascii="Times New Roman" w:hAnsi="Times New Roman"/>
+          <w:spacing w:val="-6"/>
+          <w:sz w:val="28"/>
+          <w:szCs w:val="28"/>
+        </w:rPr>
+        <w:t xml:space="preserve"> </w:t>
+      </w:r>
+      <w:r>
+        <w:rPr>
+          <w:rFonts w:ascii="Times New Roman" w:hAnsi="Times New Roman"/>
+          <w:sz w:val="28"/>
+          <w:szCs w:val="28"/>
+        </w:rPr>
+        <w:t>появившимся</w:t>
+      </w:r>
+      <w:r>
+        <w:rPr>
+          <w:rFonts w:ascii="Times New Roman" w:hAnsi="Times New Roman"/>
+          <w:spacing w:val="-7"/>
+          <w:sz w:val="28"/>
+          <w:szCs w:val="28"/>
+        </w:rPr>
+        <w:t xml:space="preserve"> </w:t>
+      </w:r>
+      <w:r>
+        <w:rPr>
+          <w:rFonts w:ascii="Times New Roman" w:hAnsi="Times New Roman"/>
+          <w:sz w:val="28"/>
+          <w:szCs w:val="28"/>
+        </w:rPr>
+        <w:t>блоке</w:t>
+      </w:r>
+      <w:r>
+        <w:rPr>
+          <w:rFonts w:ascii="Times New Roman" w:hAnsi="Times New Roman"/>
+          <w:spacing w:val="-4"/>
+          <w:sz w:val="28"/>
+          <w:szCs w:val="28"/>
+        </w:rPr>
+        <w:t xml:space="preserve"> </w:t>
+      </w:r>
+      <w:r>
+        <w:rPr>
+          <w:rFonts w:ascii="Times New Roman" w:hAnsi="Times New Roman"/>
+          <w:sz w:val="28"/>
+          <w:szCs w:val="28"/>
+        </w:rPr>
+        <w:t>нажать</w:t>
+      </w:r>
+      <w:r>
+        <w:rPr>
+          <w:rFonts w:ascii="Times New Roman" w:hAnsi="Times New Roman"/>
+          <w:spacing w:val="-5"/>
+          <w:sz w:val="28"/>
+          <w:szCs w:val="28"/>
+        </w:rPr>
+        <w:t xml:space="preserve"> </w:t>
+      </w:r>
+      <w:r>
+        <w:rPr>
+          <w:rFonts w:ascii="Times New Roman" w:hAnsi="Times New Roman"/>
+          <w:sz w:val="28"/>
+          <w:szCs w:val="28"/>
+        </w:rPr>
+        <w:t>кнопку</w:t>
+      </w:r>
+      <w:r>
+        <w:rPr>
+          <w:rFonts w:ascii="Times New Roman" w:hAnsi="Times New Roman"/>
+          <w:spacing w:val="-2"/>
+          <w:sz w:val="28"/>
+          <w:szCs w:val="28"/>
+        </w:rPr>
+        <w:t xml:space="preserve"> </w:t>
+      </w:r>
+      <w:r>
+        <w:rPr>
+          <w:rFonts w:ascii="Times New Roman" w:hAnsi="Times New Roman"/>
+          <w:sz w:val="28"/>
+          <w:szCs w:val="28"/>
+        </w:rPr>
+        <w:t>Open</w:t>
+      </w:r>
+      <w:r>
+        <w:rPr>
+          <w:rFonts w:ascii="Times New Roman" w:hAnsi="Times New Roman"/>
+          <w:spacing w:val="-3"/>
+          <w:sz w:val="28"/>
+          <w:szCs w:val="28"/>
+        </w:rPr>
+        <w:t xml:space="preserve"> </w:t>
+      </w:r>
+      <w:proofErr w:type="spellStart"/>
+      <w:r>
+        <w:rPr>
+          <w:rFonts w:ascii="Times New Roman" w:hAnsi="Times New Roman"/>
+          <w:sz w:val="28"/>
+          <w:szCs w:val="28"/>
+        </w:rPr>
+        <w:t>in</w:t>
+      </w:r>
+      <w:proofErr w:type="spellEnd"/>
+      <w:r>
+        <w:rPr>
+          <w:rFonts w:ascii="Times New Roman" w:hAnsi="Times New Roman"/>
+          <w:spacing w:val="-3"/>
+          <w:sz w:val="28"/>
+          <w:szCs w:val="28"/>
+        </w:rPr>
+        <w:t xml:space="preserve"> </w:t>
+      </w:r>
+      <w:proofErr w:type="spellStart"/>
+      <w:r>
+        <w:rPr>
+          <w:rFonts w:ascii="Times New Roman" w:hAnsi="Times New Roman"/>
+          <w:sz w:val="28"/>
+          <w:szCs w:val="28"/>
+        </w:rPr>
+        <w:t>Unity</w:t>
+      </w:r>
+      <w:proofErr w:type="spellEnd"/>
+      <w:r>
+        <w:rPr>
+          <w:rFonts w:ascii="Times New Roman" w:hAnsi="Times New Roman"/>
+          <w:spacing w:val="-3"/>
+          <w:sz w:val="28"/>
+          <w:szCs w:val="28"/>
+        </w:rPr>
+        <w:t xml:space="preserve"> </w:t>
+      </w:r>
+      <w:r>
+        <w:rPr>
+          <w:rFonts w:ascii="Times New Roman" w:hAnsi="Times New Roman"/>
+          <w:sz w:val="28"/>
+          <w:szCs w:val="28"/>
+        </w:rPr>
+        <w:t>(см.</w:t>
+      </w:r>
+      <w:r>
+        <w:rPr>
+          <w:rFonts w:ascii="Times New Roman" w:hAnsi="Times New Roman"/>
+          <w:spacing w:val="-9"/>
+          <w:sz w:val="28"/>
+          <w:szCs w:val="28"/>
+        </w:rPr>
+        <w:t xml:space="preserve"> </w:t>
+      </w:r>
+      <w:r>
+        <w:rPr>
+          <w:rFonts w:ascii="Times New Roman" w:hAnsi="Times New Roman"/>
+          <w:sz w:val="28"/>
+          <w:szCs w:val="28"/>
+        </w:rPr>
+        <w:t xml:space="preserve">рис. </w:t>
       </w:r>
       <w:r>
         <w:rPr>
@@ -2469,7 +2656,6 @@
           <w:sz w:val="28"/>
           <w:szCs w:val="28"/>
         </w:rPr>
-        <w:lastRenderedPageBreak/>
         <w:t>Рисунок</w:t>
       </w:r>
       <w:r>
@@ -2515,6 +2701,7 @@
         </w:rPr>
         <w:t xml:space="preserve"> </w:t>
       </w:r>
+      <w:proofErr w:type="spellStart"/>
       <w:r>
         <w:rPr>
           <w:rFonts w:ascii="Times New Roman" w:hAnsi="Times New Roman"/>
@@ -2524,6 +2711,7 @@
         </w:rPr>
         <w:t>ассет</w:t>
       </w:r>
+      <w:proofErr w:type="spellEnd"/>
     </w:p>
     <w:p>
       <w:pPr>
@@ -2534,7 +2722,16 @@
         </w:numPr>
       </w:pPr>
       <w:r>
-        <w:t>в Unity автоматически откроется следующее окно;</w:t>
+        <w:lastRenderedPageBreak/>
+        <w:t xml:space="preserve">в </w:t>
+      </w:r>
+      <w:proofErr w:type="spellStart"/>
+      <w:r>
+        <w:t>Unity</w:t>
+      </w:r>
+      <w:proofErr w:type="spellEnd"/>
+      <w:r>
+        <w:t xml:space="preserve"> автоматически откроется следующее окно;</w:t>
       </w:r>
     </w:p>
     <w:p>
@@ -2610,8 +2807,30 @@
         <w:rPr>
           <w:rStyle w:val="afa"/>
         </w:rPr>
-        <w:t>исунок 4. Добавление ассета в Unity</w:t>
-      </w:r>
+        <w:t xml:space="preserve">исунок 4. Добавление </w:t>
+      </w:r>
+      <w:proofErr w:type="spellStart"/>
+      <w:r>
+        <w:rPr>
+          <w:rStyle w:val="afa"/>
+        </w:rPr>
+        <w:t>ассета</w:t>
+      </w:r>
+      <w:proofErr w:type="spellEnd"/>
+      <w:r>
+        <w:rPr>
+          <w:rStyle w:val="afa"/>
+        </w:rPr>
+        <w:t xml:space="preserve"> в </w:t>
+      </w:r>
+      <w:proofErr w:type="spellStart"/>
+      <w:r>
+        <w:rPr>
+          <w:rStyle w:val="afa"/>
+        </w:rPr>
+        <w:t>Unity</w:t>
+      </w:r>
+      <w:proofErr w:type="spellEnd"/>
     </w:p>
     <w:p>
       <w:pPr>
@@ -2648,9 +2867,11 @@
         </w:rPr>
         <w:t xml:space="preserve"> </w:t>
       </w:r>
+      <w:proofErr w:type="spellStart"/>
       <w:r>
         <w:t>Download</w:t>
       </w:r>
+      <w:proofErr w:type="spellEnd"/>
       <w:r>
         <w:rPr>
           <w:spacing w:val="-5"/>
@@ -2687,7 +2908,39 @@
         <w:pStyle w:val="af6"/>
       </w:pPr>
       <w:r>
-        <w:t>Если необходимый ассет был ранее установлен в Unity, то нужно найти его в списке и нажатием выбрать его. После этого нажать на кнопку Download и произвести скачивание. На рисунке 7 представлен скриншот добавления ассета.</w:t>
+        <w:t xml:space="preserve">Если необходимый </w:t>
+      </w:r>
+      <w:proofErr w:type="spellStart"/>
+      <w:r>
+        <w:t>ассет</w:t>
+      </w:r>
+      <w:proofErr w:type="spellEnd"/>
+      <w:r>
+        <w:t xml:space="preserve"> был ранее установлен в </w:t>
+      </w:r>
+      <w:proofErr w:type="spellStart"/>
+      <w:r>
+        <w:t>Unity</w:t>
+      </w:r>
+      <w:proofErr w:type="spellEnd"/>
+      <w:r>
+        <w:t xml:space="preserve">, то нужно найти его в списке и нажатием выбрать его. После этого нажать на кнопку </w:t>
+      </w:r>
+      <w:proofErr w:type="spellStart"/>
+      <w:r>
+        <w:t>Download</w:t>
+      </w:r>
+      <w:proofErr w:type="spellEnd"/>
+      <w:r>
+        <w:t xml:space="preserve"> и произвести скачивание. На рисунке 7 представлен скриншот добавления </w:t>
+      </w:r>
+      <w:proofErr w:type="spellStart"/>
+      <w:r>
+        <w:t>ассета</w:t>
+      </w:r>
+      <w:proofErr w:type="spellEnd"/>
+      <w:r>
+        <w:t>.</w:t>
       </w:r>
     </w:p>
     <w:p>
@@ -2798,6 +3051,7 @@
         </w:rPr>
         <w:t xml:space="preserve"> </w:t>
       </w:r>
+      <w:proofErr w:type="spellStart"/>
       <w:r>
         <w:rPr>
           <w:rFonts w:ascii="Times New Roman" w:hAnsi="Times New Roman"/>
@@ -2807,6 +3061,7 @@
         </w:rPr>
         <w:t>ассета</w:t>
       </w:r>
+      <w:proofErr w:type="spellEnd"/>
     </w:p>
     <w:p>
       <w:pPr>
@@ -2868,7 +3123,15 @@
         <w:t xml:space="preserve"> </w:t>
       </w:r>
       <w:r>
-        <w:t>кнопка import,</w:t>
+        <w:t xml:space="preserve">кнопка </w:t>
+      </w:r>
+      <w:proofErr w:type="spellStart"/>
+      <w:r>
+        <w:t>import</w:t>
+      </w:r>
+      <w:proofErr w:type="spellEnd"/>
+      <w:r>
+        <w:t>,</w:t>
       </w:r>
       <w:r>
         <w:rPr>
@@ -2877,7 +3140,15 @@
         <w:t xml:space="preserve"> </w:t>
       </w:r>
       <w:r>
-        <w:t>после нажатия на данную кнопку будет открыто окно для переноса ассета в папку проекта (см. рис. 6).</w:t>
+        <w:t xml:space="preserve">после нажатия на данную кнопку будет открыто окно для переноса </w:t>
+      </w:r>
+      <w:proofErr w:type="spellStart"/>
+      <w:r>
+        <w:t>ассета</w:t>
+      </w:r>
+      <w:proofErr w:type="spellEnd"/>
+      <w:r>
+        <w:t xml:space="preserve"> в папку проекта (см. рис. 6).</w:t>
       </w:r>
     </w:p>
     <w:p>
@@ -2970,9 +3241,11 @@
         </w:rPr>
         <w:t xml:space="preserve"> </w:t>
       </w:r>
+      <w:proofErr w:type="spellStart"/>
       <w:r>
         <w:t>ассета</w:t>
       </w:r>
+      <w:proofErr w:type="spellEnd"/>
       <w:r>
         <w:rPr>
           <w:spacing w:val="-3"/>
@@ -3009,7 +3282,15 @@
         <w:pStyle w:val="af6"/>
       </w:pPr>
       <w:r>
-        <w:t>После импорта файловой директиве проекта появится папка с добавленным ассетом (см. рис. 7).</w:t>
+        <w:t xml:space="preserve">После импорта файловой директиве проекта появится папка с добавленным </w:t>
+      </w:r>
+      <w:proofErr w:type="spellStart"/>
+      <w:r>
+        <w:t>ассетом</w:t>
+      </w:r>
+      <w:proofErr w:type="spellEnd"/>
+      <w:r>
+        <w:t xml:space="preserve"> (см. рис. 7).</w:t>
       </w:r>
     </w:p>
     <w:p>
@@ -3099,7 +3380,15 @@
       </w:pPr>
       <w:r>
         <w:lastRenderedPageBreak/>
-        <w:t>Далее, при помощи правой кнопки мыши на окно Hierarchy вызывается окно</w:t>
+        <w:t xml:space="preserve">Далее, при помощи правой кнопки мыши на окно </w:t>
+      </w:r>
+      <w:proofErr w:type="spellStart"/>
+      <w:r>
+        <w:t>Hierarchy</w:t>
+      </w:r>
+      <w:proofErr w:type="spellEnd"/>
+      <w:r>
+        <w:t xml:space="preserve"> вызывается окно</w:t>
       </w:r>
       <w:r>
         <w:rPr>
@@ -3180,7 +3469,15 @@
         <w:t xml:space="preserve"> </w:t>
       </w:r>
       <w:r>
-        <w:t>3D Object – Cube (см. рис. 8). Данная комбинация действий создаст на представленной сцене куб 1x1x1.</w:t>
+        <w:t xml:space="preserve">3D Object – </w:t>
+      </w:r>
+      <w:proofErr w:type="spellStart"/>
+      <w:r>
+        <w:t>Cube</w:t>
+      </w:r>
+      <w:proofErr w:type="spellEnd"/>
+      <w:r>
+        <w:t xml:space="preserve"> (см. рис. 8). Данная комбинация действий создаст на представленной сцене куб 1x1x1.</w:t>
       </w:r>
     </w:p>
     <w:p>
@@ -3251,13 +3548,40 @@
       <w:r>
         <w:t>Рисунок 8. Создание примитиво</w:t>
       </w:r>
+      <w:r>
+        <w:t>в</w:t>
+      </w:r>
     </w:p>
     <w:p>
       <w:pPr>
         <w:pStyle w:val="af6"/>
       </w:pPr>
       <w:r>
-        <w:t>Далее при помощи панели Inspector, необходимо изменить размерность созданной фигуры. Для создания пола, необходимо в панели Inspector (поля настройки - Scale) установить значения 10 x 0.1 x 10 (см. рис. 9).</w:t>
+        <w:t xml:space="preserve">Далее при помощи панели </w:t>
+      </w:r>
+      <w:proofErr w:type="spellStart"/>
+      <w:r>
+        <w:t>Inspector</w:t>
+      </w:r>
+      <w:proofErr w:type="spellEnd"/>
+      <w:r>
+        <w:t xml:space="preserve">, необходимо изменить размерность созданной фигуры. Для создания пола, необходимо в панели </w:t>
+      </w:r>
+      <w:proofErr w:type="spellStart"/>
+      <w:r>
+        <w:t>Inspector</w:t>
+      </w:r>
+      <w:proofErr w:type="spellEnd"/>
+      <w:r>
+        <w:t xml:space="preserve"> (поля настройки - </w:t>
+      </w:r>
+      <w:proofErr w:type="spellStart"/>
+      <w:r>
+        <w:t>Scale</w:t>
+      </w:r>
+      <w:proofErr w:type="spellEnd"/>
+      <w:r>
+        <w:t>) установить значения 10 x 0.1 x 10 (см. рис. 9).</w:t>
       </w:r>
     </w:p>
     <w:p>
@@ -3349,12 +3673,14 @@
         </w:rPr>
         <w:t xml:space="preserve"> </w:t>
       </w:r>
+      <w:proofErr w:type="spellStart"/>
       <w:r>
         <w:rPr>
           <w:spacing w:val="-2"/>
         </w:rPr>
         <w:t>Inspector</w:t>
       </w:r>
+      <w:proofErr w:type="spellEnd"/>
     </w:p>
     <w:p>
       <w:pPr>
@@ -3434,7 +3760,15 @@
         <w:t xml:space="preserve"> </w:t>
       </w:r>
       <w:r>
-        <w:t>Box Collider. Данный компонент позволяет другим физическим объектам понимать, что это твердое тело и нельзя проходить сквозь него.</w:t>
+        <w:t xml:space="preserve">Box </w:t>
+      </w:r>
+      <w:proofErr w:type="spellStart"/>
+      <w:r>
+        <w:t>Collider</w:t>
+      </w:r>
+      <w:proofErr w:type="spellEnd"/>
+      <w:r>
+        <w:t>. Данный компонент позволяет другим физическим объектам понимать, что это твердое тело и нельзя проходить сквозь него.</w:t>
       </w:r>
     </w:p>
     <w:p>
@@ -3608,6 +3942,7 @@
         </w:rPr>
         <w:t xml:space="preserve"> </w:t>
       </w:r>
+      <w:proofErr w:type="spellStart"/>
       <w:r>
         <w:rPr>
           <w:rFonts w:ascii="Times New Roman" w:hAnsi="Times New Roman" w:cs="Times New Roman"/>
@@ -3617,13 +3952,30 @@
         </w:rPr>
         <w:t>Collider</w:t>
       </w:r>
+      <w:proofErr w:type="spellEnd"/>
     </w:p>
     <w:p>
       <w:pPr>
         <w:pStyle w:val="af6"/>
       </w:pPr>
       <w:r>
-        <w:t>Далее при помощи мышки переносится объект из папки Prefabs на созданное пространство пола (см. рис. 11). Папка Prefabs является универсальной</w:t>
+        <w:t xml:space="preserve">Далее при помощи мышки переносится объект из папки </w:t>
+      </w:r>
+      <w:proofErr w:type="spellStart"/>
+      <w:r>
+        <w:t>Prefabs</w:t>
+      </w:r>
+      <w:proofErr w:type="spellEnd"/>
+      <w:r>
+        <w:t xml:space="preserve"> на созданное пространство пола (см. рис. 11). Папка </w:t>
+      </w:r>
+      <w:proofErr w:type="spellStart"/>
+      <w:r>
+        <w:t>Prefabs</w:t>
+      </w:r>
+      <w:proofErr w:type="spellEnd"/>
+      <w:r>
+        <w:t xml:space="preserve"> является универсальной</w:t>
       </w:r>
       <w:r>
         <w:rPr>
@@ -3649,8 +4001,13 @@
         </w:rPr>
         <w:t xml:space="preserve"> </w:t>
       </w:r>
-      <w:r>
-        <w:t>ассетов,</w:t>
+      <w:proofErr w:type="spellStart"/>
+      <w:r>
+        <w:t>ассетов</w:t>
+      </w:r>
+      <w:proofErr w:type="spellEnd"/>
+      <w:r>
+        <w:t>,</w:t>
       </w:r>
       <w:r>
         <w:rPr>
@@ -3826,6 +4183,7 @@
         </w:rPr>
         <w:t xml:space="preserve"> </w:t>
       </w:r>
+      <w:proofErr w:type="spellStart"/>
       <w:r>
         <w:rPr>
           <w:rFonts w:ascii="Times New Roman" w:hAnsi="Times New Roman"/>
@@ -3834,6 +4192,7 @@
         </w:rPr>
         <w:t>Prefabs</w:t>
       </w:r>
+      <w:proofErr w:type="spellEnd"/>
       <w:r>
         <w:rPr>
           <w:rFonts w:ascii="Times New Roman" w:hAnsi="Times New Roman"/>
@@ -3858,8 +4217,19 @@
           <w:sz w:val="28"/>
           <w:szCs w:val="28"/>
         </w:rPr>
-        <w:t xml:space="preserve"> ассет</w:t>
-      </w:r>
+        <w:t xml:space="preserve"> </w:t>
+      </w:r>
+      <w:proofErr w:type="spellStart"/>
+      <w:r>
+        <w:rPr>
+          <w:rFonts w:ascii="Times New Roman" w:hAnsi="Times New Roman"/>
+          <w:spacing w:val="-2"/>
+          <w:sz w:val="28"/>
+          <w:szCs w:val="28"/>
+        </w:rPr>
+        <w:t>ассет</w:t>
+      </w:r>
+      <w:proofErr w:type="spellEnd"/>
     </w:p>
     <w:p>
       <w:pPr>
@@ -3928,9 +4298,11 @@
         </w:rPr>
         <w:t xml:space="preserve"> </w:t>
       </w:r>
+      <w:proofErr w:type="spellStart"/>
       <w:r>
         <w:t>Hierarchy</w:t>
       </w:r>
+      <w:proofErr w:type="spellEnd"/>
       <w:r>
         <w:rPr>
           <w:spacing w:val="-17"/>
@@ -3964,8 +4336,13 @@
         </w:rPr>
         <w:t xml:space="preserve"> </w:t>
       </w:r>
-      <w:r>
-        <w:t>Scene, объект будет выделен и теперь можно добавлять на него компоненты.</w:t>
+      <w:proofErr w:type="spellStart"/>
+      <w:r>
+        <w:t>Scene</w:t>
+      </w:r>
+      <w:proofErr w:type="spellEnd"/>
+      <w:r>
+        <w:t>, объект будет выделен и теперь можно добавлять на него компоненты.</w:t>
       </w:r>
     </w:p>
     <w:p>
@@ -4075,7 +4452,23 @@
         <w:pStyle w:val="af6"/>
       </w:pPr>
       <w:r>
-        <w:t>В Unity используется встроенный физический движок PhysX для 3D и Box 2D для 2D, который имитирует силы, гравитацию и столкновения.</w:t>
+        <w:t xml:space="preserve">В </w:t>
+      </w:r>
+      <w:proofErr w:type="spellStart"/>
+      <w:r>
+        <w:t>Unity</w:t>
+      </w:r>
+      <w:proofErr w:type="spellEnd"/>
+      <w:r>
+        <w:t xml:space="preserve"> используется встроенный физический движок </w:t>
+      </w:r>
+      <w:proofErr w:type="spellStart"/>
+      <w:r>
+        <w:t>PhysX</w:t>
+      </w:r>
+      <w:proofErr w:type="spellEnd"/>
+      <w:r>
+        <w:t xml:space="preserve"> для 3D и Box 2D для 2D, который имитирует силы, гравитацию и столкновения.</w:t>
       </w:r>
     </w:p>
     <w:p>
@@ -4091,9 +4484,11 @@
         </w:rPr>
         <w:t xml:space="preserve"> </w:t>
       </w:r>
+      <w:proofErr w:type="spellStart"/>
       <w:r>
         <w:t>Rigidbody</w:t>
       </w:r>
+      <w:proofErr w:type="spellEnd"/>
       <w:r>
         <w:rPr>
           <w:spacing w:val="-3"/>
@@ -4127,9 +4522,11 @@
         </w:rPr>
         <w:t xml:space="preserve"> </w:t>
       </w:r>
+      <w:proofErr w:type="spellStart"/>
       <w:r>
         <w:t>Collider</w:t>
       </w:r>
+      <w:proofErr w:type="spellEnd"/>
       <w:r>
         <w:rPr>
           <w:spacing w:val="-2"/>
@@ -4137,7 +4534,39 @@
         <w:t xml:space="preserve"> </w:t>
       </w:r>
       <w:r>
-        <w:t xml:space="preserve">который задаёт форму для столкновений. Есть примитивные формы (Box, Sphere, Capsule) и сложные (MeshCollider). Если Rigidbody отсутствует, объект считается статичным и может взаимодействовать только с динамическими </w:t>
+        <w:t xml:space="preserve">который задаёт форму для столкновений. Есть примитивные формы (Box, </w:t>
+      </w:r>
+      <w:proofErr w:type="spellStart"/>
+      <w:r>
+        <w:t>Sphere</w:t>
+      </w:r>
+      <w:proofErr w:type="spellEnd"/>
+      <w:r>
+        <w:t xml:space="preserve">, </w:t>
+      </w:r>
+      <w:proofErr w:type="spellStart"/>
+      <w:r>
+        <w:t>Capsule</w:t>
+      </w:r>
+      <w:proofErr w:type="spellEnd"/>
+      <w:r>
+        <w:t>) и сложные (</w:t>
+      </w:r>
+      <w:proofErr w:type="spellStart"/>
+      <w:r>
+        <w:t>MeshCollider</w:t>
+      </w:r>
+      <w:proofErr w:type="spellEnd"/>
+      <w:r>
+        <w:t xml:space="preserve">). Если </w:t>
+      </w:r>
+      <w:proofErr w:type="spellStart"/>
+      <w:r>
+        <w:t>Rigidbody</w:t>
+      </w:r>
+      <w:proofErr w:type="spellEnd"/>
+      <w:r>
+        <w:t xml:space="preserve"> отсутствует, объект считается статичным и может взаимодействовать только с динамическими </w:t>
       </w:r>
       <w:r>
         <w:rPr>
@@ -4696,9 +5125,11 @@
         </w:rPr>
         <w:t xml:space="preserve"> </w:t>
       </w:r>
+      <w:proofErr w:type="spellStart"/>
       <w:r>
         <w:t>Collider</w:t>
       </w:r>
+      <w:proofErr w:type="spellEnd"/>
       <w:r>
         <w:rPr>
           <w:spacing w:val="-14"/>
@@ -4723,6 +5154,7 @@
         </w:rPr>
         <w:t xml:space="preserve"> </w:t>
       </w:r>
+      <w:proofErr w:type="gramStart"/>
       <w:r>
         <w:t>-</w:t>
       </w:r>
@@ -4735,6 +5167,7 @@
       <w:r>
         <w:t>это</w:t>
       </w:r>
+      <w:proofErr w:type="gramEnd"/>
       <w:r>
         <w:rPr>
           <w:spacing w:val="-14"/>
@@ -4771,16 +5204,66 @@
       <w:pPr>
         <w:pStyle w:val="af6"/>
       </w:pPr>
-      <w:r>
-        <w:t>Sphere Collider (коллайдер сферы) - это коллайдер, который представляет собой сферу с фиксированным радиусом. Он используется для объектов, которые имеют сферическую форму, таких как шары, головы персонажей и т.д.</w:t>
+      <w:proofErr w:type="spellStart"/>
+      <w:r>
+        <w:t>Sphere</w:t>
+      </w:r>
+      <w:proofErr w:type="spellEnd"/>
+      <w:r>
+        <w:t xml:space="preserve"> </w:t>
+      </w:r>
+      <w:proofErr w:type="spellStart"/>
+      <w:r>
+        <w:t>Collider</w:t>
+      </w:r>
+      <w:proofErr w:type="spellEnd"/>
+      <w:r>
+        <w:t xml:space="preserve"> (коллайдер сферы) </w:t>
+      </w:r>
+      <w:proofErr w:type="gramStart"/>
+      <w:r>
+        <w:t>- это</w:t>
+      </w:r>
+      <w:proofErr w:type="gramEnd"/>
+      <w:r>
+        <w:t xml:space="preserve"> коллайдер, который представляет собой сферу с фиксированным радиусом. Он используется для объектов, которые имеют сферическую форму, таких как шары, головы персонажей и т.д.</w:t>
       </w:r>
     </w:p>
     <w:p>
       <w:pPr>
         <w:pStyle w:val="af6"/>
       </w:pPr>
-      <w:r>
-        <w:t xml:space="preserve">Capsule Collider (коллайдер капсулы) - это коллайдер, который представляет собой цилиндр, закрытый с двух концов полусферами. Ониспользуется для объектов, которые имеют форму капсулы, таких как </w:t>
+      <w:proofErr w:type="spellStart"/>
+      <w:r>
+        <w:t>Capsule</w:t>
+      </w:r>
+      <w:proofErr w:type="spellEnd"/>
+      <w:r>
+        <w:t xml:space="preserve"> </w:t>
+      </w:r>
+      <w:proofErr w:type="spellStart"/>
+      <w:r>
+        <w:t>Collider</w:t>
+      </w:r>
+      <w:proofErr w:type="spellEnd"/>
+      <w:r>
+        <w:t xml:space="preserve"> (коллайдер капсулы) </w:t>
+      </w:r>
+      <w:proofErr w:type="gramStart"/>
+      <w:r>
+        <w:t>- это</w:t>
+      </w:r>
+      <w:proofErr w:type="gramEnd"/>
+      <w:r>
+        <w:t xml:space="preserve"> коллайдер, который представляет собой цилиндр, закрытый с двух концов полусферами. </w:t>
+      </w:r>
+      <w:proofErr w:type="spellStart"/>
+      <w:r>
+        <w:t>Ониспользуется</w:t>
+      </w:r>
+      <w:proofErr w:type="spellEnd"/>
+      <w:r>
+        <w:t xml:space="preserve"> для объектов, которые имеют форму капсулы, таких как </w:t>
       </w:r>
       <w:r>
         <w:rPr>
@@ -4793,18 +5276,22 @@
       <w:pPr>
         <w:pStyle w:val="af6"/>
       </w:pPr>
+      <w:proofErr w:type="spellStart"/>
       <w:r>
         <w:t>Mesh</w:t>
       </w:r>
+      <w:proofErr w:type="spellEnd"/>
       <w:r>
         <w:rPr>
           <w:spacing w:val="39"/>
         </w:rPr>
         <w:t xml:space="preserve"> </w:t>
       </w:r>
+      <w:proofErr w:type="spellStart"/>
       <w:r>
         <w:t>Collider</w:t>
       </w:r>
+      <w:proofErr w:type="spellEnd"/>
       <w:r>
         <w:rPr>
           <w:spacing w:val="36"/>
@@ -4829,6 +5316,7 @@
         </w:rPr>
         <w:t xml:space="preserve"> </w:t>
       </w:r>
+      <w:proofErr w:type="gramStart"/>
       <w:r>
         <w:t>-</w:t>
       </w:r>
@@ -4841,6 +5329,7 @@
       <w:r>
         <w:t>это</w:t>
       </w:r>
+      <w:proofErr w:type="gramEnd"/>
       <w:r>
         <w:rPr>
           <w:spacing w:val="36"/>
@@ -5039,24 +5528,28 @@
       <w:r>
         <w:t xml:space="preserve">здания. </w:t>
       </w:r>
+      <w:proofErr w:type="spellStart"/>
       <w:r>
         <w:rPr>
           <w:spacing w:val="-2"/>
         </w:rPr>
         <w:t>Terrain</w:t>
       </w:r>
+      <w:proofErr w:type="spellEnd"/>
       <w:r>
         <w:rPr>
           <w:spacing w:val="-2"/>
         </w:rPr>
         <w:t xml:space="preserve"> </w:t>
       </w:r>
+      <w:proofErr w:type="spellStart"/>
       <w:r>
         <w:rPr>
           <w:spacing w:val="-2"/>
         </w:rPr>
         <w:t>Collider</w:t>
       </w:r>
+      <w:proofErr w:type="spellEnd"/>
       <w:r>
         <w:rPr>
           <w:spacing w:val="-2"/>
@@ -5075,16 +5568,24 @@
         </w:rPr>
         <w:t xml:space="preserve"> </w:t>
       </w:r>
+      <w:proofErr w:type="spellStart"/>
       <w:r>
         <w:rPr>
           <w:spacing w:val="-2"/>
         </w:rPr>
-        <w:t>террейна)</w:t>
-      </w:r>
+        <w:t>террейна</w:t>
+      </w:r>
+      <w:proofErr w:type="spellEnd"/>
       <w:r>
         <w:rPr>
           <w:spacing w:val="-2"/>
         </w:rPr>
+        <w:t>)</w:t>
+      </w:r>
+      <w:r>
+        <w:rPr>
+          <w:spacing w:val="-2"/>
+        </w:rPr>
         <w:t xml:space="preserve"> </w:t>
       </w:r>
       <w:r>
@@ -5138,9 +5639,11 @@
         </w:rPr>
         <w:t xml:space="preserve"> </w:t>
       </w:r>
+      <w:proofErr w:type="spellStart"/>
       <w:r>
         <w:t>террейна</w:t>
       </w:r>
+      <w:proofErr w:type="spellEnd"/>
       <w:r>
         <w:rPr>
           <w:spacing w:val="2"/>
@@ -5230,8 +5733,29 @@
       <w:pPr>
         <w:pStyle w:val="af6"/>
       </w:pPr>
-      <w:r>
-        <w:t>Wheel Collider (коллайдер колеса) - это коллайдер, который используется</w:t>
+      <w:proofErr w:type="spellStart"/>
+      <w:r>
+        <w:t>Wheel</w:t>
+      </w:r>
+      <w:proofErr w:type="spellEnd"/>
+      <w:r>
+        <w:t xml:space="preserve"> </w:t>
+      </w:r>
+      <w:proofErr w:type="spellStart"/>
+      <w:r>
+        <w:t>Collider</w:t>
+      </w:r>
+      <w:proofErr w:type="spellEnd"/>
+      <w:r>
+        <w:t xml:space="preserve"> (коллайдер колеса) </w:t>
+      </w:r>
+      <w:proofErr w:type="gramStart"/>
+      <w:r>
+        <w:t>- это</w:t>
+      </w:r>
+      <w:proofErr w:type="gramEnd"/>
+      <w:r>
+        <w:t xml:space="preserve"> коллайдер, который используется</w:t>
       </w:r>
       <w:r>
         <w:rPr>
@@ -5410,7 +5934,23 @@
         <w:pStyle w:val="af6"/>
       </w:pPr>
       <w:r>
-        <w:t>В рассматриваемом примере будет использоваться Mesh Collider, который позволяет полностью повторить форму объекта.</w:t>
+        <w:t xml:space="preserve">В рассматриваемом примере будет использоваться </w:t>
+      </w:r>
+      <w:proofErr w:type="spellStart"/>
+      <w:r>
+        <w:t>Mesh</w:t>
+      </w:r>
+      <w:proofErr w:type="spellEnd"/>
+      <w:r>
+        <w:t xml:space="preserve"> </w:t>
+      </w:r>
+      <w:proofErr w:type="spellStart"/>
+      <w:r>
+        <w:t>Collider</w:t>
+      </w:r>
+      <w:proofErr w:type="spellEnd"/>
+      <w:r>
+        <w:t>, который позволяет полностью повторить форму объекта.</w:t>
       </w:r>
     </w:p>
     <w:p>
@@ -5418,7 +5958,23 @@
         <w:pStyle w:val="af6"/>
       </w:pPr>
       <w:r>
-        <w:t>Для добавления компонента необходимо нажать на кнопку Add Component и найти в поиске подходящий компонент.</w:t>
+        <w:t xml:space="preserve">Для добавления компонента необходимо нажать на кнопку </w:t>
+      </w:r>
+      <w:proofErr w:type="spellStart"/>
+      <w:r>
+        <w:t>Add</w:t>
+      </w:r>
+      <w:proofErr w:type="spellEnd"/>
+      <w:r>
+        <w:t xml:space="preserve"> </w:t>
+      </w:r>
+      <w:proofErr w:type="spellStart"/>
+      <w:r>
+        <w:t>Component</w:t>
+      </w:r>
+      <w:proofErr w:type="spellEnd"/>
+      <w:r>
+        <w:t xml:space="preserve"> и найти в поиске подходящий компонент.</w:t>
       </w:r>
     </w:p>
     <w:p>
@@ -5498,7 +6054,51 @@
           <w:rStyle w:val="afa"/>
         </w:rPr>
         <w:lastRenderedPageBreak/>
-        <w:t>Далее необходимо нажать кнопку Mesh Collider и компонент появляется на выбранном объекте. Теперь объект является частью физического мира Unity и игрок не сможет пройти сквозь него.</w:t>
+        <w:t xml:space="preserve">Далее необходимо нажать кнопку </w:t>
+      </w:r>
+      <w:proofErr w:type="spellStart"/>
+      <w:r>
+        <w:rPr>
+          <w:rStyle w:val="afa"/>
+        </w:rPr>
+        <w:t>Mesh</w:t>
+      </w:r>
+      <w:proofErr w:type="spellEnd"/>
+      <w:r>
+        <w:rPr>
+          <w:rStyle w:val="afa"/>
+        </w:rPr>
+        <w:t xml:space="preserve"> </w:t>
+      </w:r>
+      <w:proofErr w:type="spellStart"/>
+      <w:r>
+        <w:rPr>
+          <w:rStyle w:val="afa"/>
+        </w:rPr>
+        <w:t>Collider</w:t>
+      </w:r>
+      <w:proofErr w:type="spellEnd"/>
+      <w:r>
+        <w:rPr>
+          <w:rStyle w:val="afa"/>
+        </w:rPr>
+        <w:t xml:space="preserve"> и компонент появляется на выбранном объекте. Теперь объект является частью физического мира </w:t>
+      </w:r>
+      <w:proofErr w:type="spellStart"/>
+      <w:proofErr w:type="gramStart"/>
+      <w:r>
+        <w:rPr>
+          <w:rStyle w:val="afa"/>
+        </w:rPr>
+        <w:t>Unity</w:t>
+      </w:r>
+      <w:proofErr w:type="spellEnd"/>
+      <w:proofErr w:type="gramEnd"/>
+      <w:r>
+        <w:rPr>
+          <w:rStyle w:val="afa"/>
+        </w:rPr>
+        <w:t xml:space="preserve"> и игрок не сможет пройти сквозь него.</w:t>
       </w:r>
     </w:p>
     <w:p>
@@ -5577,7 +6177,7 @@
         <w:pStyle w:val="af8"/>
       </w:pPr>
       <w:bookmarkStart w:id="6" w:name="_Toc193221078"/>
-      <w:bookmarkStart w:id="7" w:name="_Toc193287469"/>
+      <w:bookmarkStart w:id="7" w:name="_Toc193293757"/>
       <w:r>
         <w:t>Ход работы</w:t>
       </w:r>
@@ -5589,7 +6189,15 @@
         <w:pStyle w:val="af6"/>
       </w:pPr>
       <w:r>
-        <w:t>Сначала выбранный ассет был импортирован в движок (см. рис. 17).</w:t>
+        <w:t xml:space="preserve">Сначала выбранный </w:t>
+      </w:r>
+      <w:proofErr w:type="spellStart"/>
+      <w:r>
+        <w:t>ассет</w:t>
+      </w:r>
+      <w:proofErr w:type="spellEnd"/>
+      <w:r>
+        <w:t xml:space="preserve"> был импортирован в движок (см. рис. 17).</w:t>
       </w:r>
     </w:p>
     <w:p>
@@ -5669,7 +6277,15 @@
         </w:rPr>
       </w:pPr>
       <w:r>
-        <w:t>Далее выбранный ассет был внедрён в локацию к другим объектам</w:t>
+        <w:t xml:space="preserve">Далее выбранный </w:t>
+      </w:r>
+      <w:proofErr w:type="spellStart"/>
+      <w:r>
+        <w:t>ассет</w:t>
+      </w:r>
+      <w:proofErr w:type="spellEnd"/>
+      <w:r>
+        <w:t xml:space="preserve"> был внедрён в локацию к другим объектам</w:t>
       </w:r>
       <w:r>
         <w:t>, добавленным заранее</w:t>
@@ -5763,30 +6379,16 @@
     </w:p>
     <w:p>
       <w:pPr>
-        <w:spacing w:after="0" w:line="360" w:lineRule="auto"/>
-        <w:ind w:left="180"/>
-        <w:jc w:val="center"/>
-        <w:rPr>
-          <w:rFonts w:ascii="Times New Roman" w:hAnsi="Times New Roman"/>
-          <w:b/>
-          <w:bCs/>
-          <w:sz w:val="28"/>
-          <w:szCs w:val="28"/>
-        </w:rPr>
+        <w:pStyle w:val="af8"/>
       </w:pPr>
       <w:bookmarkStart w:id="8" w:name="_Toc193221079"/>
-      <w:r>
-        <w:rPr>
-          <w:rFonts w:ascii="Times New Roman" w:hAnsi="Times New Roman"/>
-          <w:b/>
-          <w:bCs/>
-          <w:sz w:val="28"/>
-          <w:szCs w:val="28"/>
-        </w:rPr>
+      <w:bookmarkStart w:id="9" w:name="_Toc193293758"/>
+      <w:r>
         <w:lastRenderedPageBreak/>
         <w:t>Выводы</w:t>
       </w:r>
       <w:bookmarkEnd w:id="8"/>
+      <w:bookmarkEnd w:id="9"/>
     </w:p>
     <w:p>
       <w:pPr>
@@ -5812,8 +6414,18 @@
           <w:sz w:val="28"/>
           <w:szCs w:val="28"/>
         </w:rPr>
-        <w:t>Выбранный ассет</w:t>
-      </w:r>
+        <w:t xml:space="preserve">Выбранный </w:t>
+      </w:r>
+      <w:proofErr w:type="spellStart"/>
+      <w:r>
+        <w:rPr>
+          <w:rFonts w:ascii="Times New Roman" w:hAnsi="Times New Roman" w:cs="Times New Roman"/>
+          <w:sz w:val="28"/>
+          <w:szCs w:val="28"/>
+        </w:rPr>
+        <w:t>ассет</w:t>
+      </w:r>
+      <w:proofErr w:type="spellEnd"/>
       <w:r>
         <w:rPr>
           <w:rFonts w:ascii="Times New Roman" w:hAnsi="Times New Roman" w:cs="Times New Roman"/>
@@ -5975,14 +6587,14 @@
         <w:ind w:firstLine="0"/>
         <w:jc w:val="center"/>
       </w:pPr>
-      <w:bookmarkStart w:id="9" w:name="_Toc193221080"/>
-      <w:bookmarkStart w:id="10" w:name="_Toc193287470"/>
+      <w:bookmarkStart w:id="10" w:name="_Toc193221080"/>
+      <w:bookmarkStart w:id="11" w:name="_Toc193293759"/>
       <w:r>
         <w:lastRenderedPageBreak/>
         <w:t>Список используемых источников</w:t>
       </w:r>
-      <w:bookmarkEnd w:id="9"/>
       <w:bookmarkEnd w:id="10"/>
+      <w:bookmarkEnd w:id="11"/>
     </w:p>
     <w:p>
       <w:pPr>
@@ -5995,6 +6607,7 @@
         <w:ind w:left="180"/>
         <w:jc w:val="both"/>
       </w:pPr>
+      <w:proofErr w:type="spellStart"/>
       <w:r>
         <w:rPr>
           <w:sz w:val="28"/>
@@ -6003,6 +6616,7 @@
         </w:rPr>
         <w:t>Sketchfab</w:t>
       </w:r>
+      <w:proofErr w:type="spellEnd"/>
       <w:r>
         <w:rPr>
           <w:sz w:val="28"/>
@@ -6039,6 +6653,7 @@
         </w:rPr>
         <w:t xml:space="preserve">] </w:t>
       </w:r>
+      <w:proofErr w:type="gramStart"/>
       <w:r>
         <w:rPr>
           <w:sz w:val="28"/>
@@ -6069,6 +6684,7 @@
         </w:rPr>
         <w:t>://</w:t>
       </w:r>
+      <w:proofErr w:type="spellStart"/>
       <w:r>
         <w:rPr>
           <w:sz w:val="28"/>
@@ -6077,6 +6693,7 @@
         </w:rPr>
         <w:t>sketchfab</w:t>
       </w:r>
+      <w:proofErr w:type="spellEnd"/>
       <w:r>
         <w:rPr>
           <w:sz w:val="28"/>
@@ -6107,19 +6724,34 @@
         </w:rPr>
         <w:t>feed</w:t>
       </w:r>
-      <w:r>
-        <w:rPr>
-          <w:sz w:val="28"/>
-          <w:szCs w:val="28"/>
-        </w:rPr>
-        <w:t xml:space="preserve"> </w:t>
-      </w:r>
-      <w:r>
-        <w:rPr>
-          <w:sz w:val="28"/>
-          <w:szCs w:val="28"/>
-        </w:rPr>
-        <w:t>(дата обращение: 19.02.2025).</w:t>
+      <w:proofErr w:type="gramEnd"/>
+      <w:r>
+        <w:rPr>
+          <w:sz w:val="28"/>
+          <w:szCs w:val="28"/>
+        </w:rPr>
+        <w:t xml:space="preserve"> </w:t>
+      </w:r>
+      <w:r>
+        <w:rPr>
+          <w:sz w:val="28"/>
+          <w:szCs w:val="28"/>
+        </w:rPr>
+        <w:t>(дата обращени</w:t>
+      </w:r>
+      <w:r>
+        <w:rPr>
+          <w:sz w:val="28"/>
+          <w:szCs w:val="28"/>
+        </w:rPr>
+        <w:t>я</w:t>
+      </w:r>
+      <w:r>
+        <w:rPr>
+          <w:sz w:val="28"/>
+          <w:szCs w:val="28"/>
+        </w:rPr>
+        <w:t>: 19.02.2025).</w:t>
       </w:r>
     </w:p>
     <w:p>
@@ -6153,7 +6785,23 @@
           <w:sz w:val="28"/>
           <w:szCs w:val="28"/>
         </w:rPr>
-        <w:t xml:space="preserve">Руководство: Импорт ассетов </w:t>
+        <w:t xml:space="preserve">Руководство: Импорт </w:t>
+      </w:r>
+      <w:proofErr w:type="spellStart"/>
+      <w:r>
+        <w:rPr>
+          <w:sz w:val="28"/>
+          <w:szCs w:val="28"/>
+        </w:rPr>
+        <w:t>ассетов</w:t>
+      </w:r>
+      <w:proofErr w:type="spellEnd"/>
+      <w:r>
+        <w:rPr>
+          <w:sz w:val="28"/>
+          <w:szCs w:val="28"/>
+        </w:rPr>
+        <w:t xml:space="preserve"> </w:t>
       </w:r>
       <w:r>
         <w:rPr>
@@ -6183,6 +6831,7 @@
         </w:rPr>
         <w:t xml:space="preserve"> </w:t>
       </w:r>
+      <w:proofErr w:type="gramStart"/>
       <w:r>
         <w:rPr>
           <w:sz w:val="28"/>
@@ -6273,6 +6922,7 @@
         </w:rPr>
         <w:t>/</w:t>
       </w:r>
+      <w:proofErr w:type="spellStart"/>
       <w:r>
         <w:rPr>
           <w:sz w:val="28"/>
@@ -6281,6 +6931,7 @@
         </w:rPr>
         <w:t>ru</w:t>
       </w:r>
+      <w:proofErr w:type="spellEnd"/>
       <w:r>
         <w:rPr>
           <w:sz w:val="28"/>
@@ -6303,6 +6954,7 @@
         </w:rPr>
         <w:t>/</w:t>
       </w:r>
+      <w:proofErr w:type="spellStart"/>
       <w:r>
         <w:rPr>
           <w:sz w:val="28"/>
@@ -6311,6 +6963,7 @@
         </w:rPr>
         <w:t>ImportingAssets</w:t>
       </w:r>
+      <w:proofErr w:type="spellEnd"/>
       <w:r>
         <w:rPr>
           <w:sz w:val="28"/>
@@ -6326,19 +6979,34 @@
         </w:rPr>
         <w:t>html</w:t>
       </w:r>
-      <w:r>
-        <w:rPr>
-          <w:sz w:val="28"/>
-          <w:szCs w:val="28"/>
-        </w:rPr>
-        <w:t xml:space="preserve"> </w:t>
-      </w:r>
-      <w:r>
-        <w:rPr>
-          <w:sz w:val="28"/>
-          <w:szCs w:val="28"/>
-        </w:rPr>
-        <w:t>(дата обращение: 16.03.2025).</w:t>
+      <w:proofErr w:type="gramEnd"/>
+      <w:r>
+        <w:rPr>
+          <w:sz w:val="28"/>
+          <w:szCs w:val="28"/>
+        </w:rPr>
+        <w:t xml:space="preserve"> </w:t>
+      </w:r>
+      <w:r>
+        <w:rPr>
+          <w:sz w:val="28"/>
+          <w:szCs w:val="28"/>
+        </w:rPr>
+        <w:t>(дата обращени</w:t>
+      </w:r>
+      <w:r>
+        <w:rPr>
+          <w:sz w:val="28"/>
+          <w:szCs w:val="28"/>
+        </w:rPr>
+        <w:t>я</w:t>
+      </w:r>
+      <w:r>
+        <w:rPr>
+          <w:sz w:val="28"/>
+          <w:szCs w:val="28"/>
+        </w:rPr>
+        <w:t>: 16.03.2025).</w:t>
       </w:r>
     </w:p>
     <w:sectPr>
